--- a/finalmajor.docx
+++ b/finalmajor.docx
@@ -41,7 +41,11 @@
       </w:pPr>
       <w:r>
         <w:fldChar w:fldCharType="begin"/>
+      </w:r>
+      <w:r>
         <w:instrText xml:space="preserve"> INCLUDEPICTURE "/Users/yash.malik/Library/Group Containers/UBF8T346G9.ms/WebArchiveCopyPasteTempFiles/com.microsoft.Word/4809db5e-faa0-45dd-bfc7-01c035fe15b8.png" \* MERGEFORMATINET </w:instrText>
+      </w:r>
+      <w:r>
         <w:fldChar w:fldCharType="separate"/>
       </w:r>
       <w:r>
@@ -1369,7 +1373,10 @@
               <w:spacing w:line="360" w:lineRule="auto"/>
             </w:pPr>
             <w:r>
-              <w:t>28</w:t>
+              <w:t>2</w:t>
+            </w:r>
+            <w:r>
+              <w:t>7</w:t>
             </w:r>
           </w:p>
         </w:tc>
@@ -1446,7 +1453,10 @@
               <w:spacing w:line="360" w:lineRule="auto"/>
             </w:pPr>
             <w:r>
-              <w:t>39</w:t>
+              <w:t>3</w:t>
+            </w:r>
+            <w:r>
+              <w:t>8</w:t>
             </w:r>
           </w:p>
         </w:tc>
@@ -1523,7 +1533,10 @@
               <w:spacing w:line="360" w:lineRule="auto"/>
             </w:pPr>
             <w:r>
-              <w:t>49</w:t>
+              <w:t>4</w:t>
+            </w:r>
+            <w:r>
+              <w:t>8</w:t>
             </w:r>
           </w:p>
         </w:tc>
@@ -1597,7 +1610,10 @@
               <w:spacing w:line="360" w:lineRule="auto"/>
             </w:pPr>
             <w:r>
-              <w:t>54</w:t>
+              <w:t>5</w:t>
+            </w:r>
+            <w:r>
+              <w:t>3</w:t>
             </w:r>
           </w:p>
         </w:tc>
@@ -5285,6 +5301,8 @@
       </w:pPr>
       <w:r>
         <w:t xml:space="preserve">The decision to build the Sprinklr IDP on Backstage was therefore not arbitrary. It was grounded in a careful evaluation of the available options — including commercial alternatives such as Cortex, Port, and Humanitec — against Sprinklr's specific requirements. The need for deep GitLab integration, the existing investment in ArgoCD for GitOps deployments, and the organizational </w:t>
+      </w:r>
+      <w:r>
         <w:lastRenderedPageBreak/>
         <w:t>preference for open-source, vendor-neutral tooling all pointed strongly toward Backstage as the foundation. The challenge, then, was not whether to adopt Backstage but how to configure, extend, and integrate it in a way that would genuinely improve the day-to-day experience of Sprinklr engineers rather than simply adding another tool to an already complex landscape.</w:t>
       </w:r>
@@ -5435,6 +5453,8 @@
       </w:r>
       <w:r>
         <w:t xml:space="preserve"> When a new service needed to be created, the responsible developer would typically copy the structure of an existing similar service and adapt it </w:t>
+      </w:r>
+      <w:r>
         <w:lastRenderedPageBreak/>
         <w:t>manually. This approach, while expedient in the short term, led to significant inconsistency in Dockerfile structures, Helm chart configurations, CI/CD pipeline setups, and service metadata. Over time, this inconsistency accumulated into technical debt that made it progressively harder to apply organization-wide changes such as security policy updates or resource limit standardization.</w:t>
       </w:r>
@@ -9575,6 +9595,8 @@
       </w:r>
       <w:r>
         <w:t xml:space="preserve"> The early DevOps movement brought a proliferation of individual tools — Jenkins for CI/CD, Confluence for documentation, Jira for issue tracking, and Nagios or Zabbix for monitoring — but these tools operated largely in isolation. Service inventories were maintained in spreadsheets or Confluence pages that rapidly became stale. There was no concept of a machine-readable service catalog, and deployment configurations were hand-crafted per team. This era established the foundational principle that automation is preferable to manual process, but </w:t>
+      </w:r>
+      <w:r>
         <w:lastRenderedPageBreak/>
         <w:t>largely left the problem of discoverability and standardization unsolved. The operational overhead during this period was substantial, particularly in organizations that had adopted microservices early.</w:t>
       </w:r>
@@ -9659,6 +9681,8 @@
       </w:r>
       <w:r>
         <w:t xml:space="preserve"> This influential work introduced a structured framework for thinking about how engineering organizations should be structured to optimize flow. </w:t>
+      </w:r>
+      <w:r>
         <w:lastRenderedPageBreak/>
         <w:t>The concept of a "Platform Team" providing an "Internal Developer Platform" to Stream-Aligned Teams — the directly customer-serving engineering groups — is central to the book's recommendations. Skelton and Pais argue that the primary product of a Platform Team is not a collection of tools but a coherent developer experience characterized by ease of use, discoverability, and reliability. This framing influenced the emphasis in this project on treating Backstage not merely as a technical artifact but as a product that must be designed with its developer-users in mind.</w:t>
       </w:r>
@@ -9725,6 +9749,8 @@
       </w:r>
       <w:r>
         <w:t xml:space="preserve"> Presented at GOTO Amsterdam 2024, this talk documented a year-long case study of Backstage adoption at a mid-sized software </w:t>
+      </w:r>
+      <w:r>
         <w:lastRenderedPageBreak/>
         <w:t>company. Key insights included the observation that the initial adoption spike following deployment typically gave way to a plateau if teams did not actively onboard their services into the catalog. The presenter recommended a "migration sprint" approach in which platform engineers work directly with each product team to register their services, a recommendation that influenced the template-driven approach adopted in this project — making registration the terminal step of every software template execution so that new services are automatically enrolled in the catalog from the moment of creation.</w:t>
       </w:r>
@@ -9800,6 +9826,8 @@
       </w:r>
       <w:r>
         <w:t xml:space="preserve"> Red Hat's Developer Hub is a commercially supported, hardened distribution of Backstage that includes pre-configured plugins, enterprise authentication, and official Red Hat support contracts. It is the closest commercial alternative to a self-hosted Backstage deployment and shares the same plugin ecosystem. For the purposes of this project, the distinction between Red Hat Developer Hub and upstream Backstage was largely academic, as both would have </w:t>
+      </w:r>
+      <w:r>
         <w:lastRenderedPageBreak/>
         <w:t>supported the required integrations. The decision to use upstream Backstage was driven by cost considerations and the desire to work directly with the most recent plugin versions without waiting for Red Hat's release cadence.</w:t>
       </w:r>
@@ -12139,6 +12167,8 @@
             </w:pPr>
             <w:r>
               <w:t xml:space="preserve">Sprinklr-specific GitLab integration </w:t>
+            </w:r>
+            <w:r>
               <w:lastRenderedPageBreak/>
               <w:t>with prod-gitlab.sprinklr.com domain and group-scoped catalog locations</w:t>
             </w:r>
@@ -12167,6 +12197,8 @@
             <w:r>
               <w:lastRenderedPageBreak/>
               <w:t xml:space="preserve">Generic Backstage documentation covers </w:t>
+            </w:r>
+            <w:r>
               <w:lastRenderedPageBreak/>
               <w:t>common providers; Sprinklr-specific configuration undocumented</w:t>
             </w:r>
@@ -12195,6 +12227,8 @@
             <w:r>
               <w:lastRenderedPageBreak/>
               <w:t xml:space="preserve">Custom app-config.yaml with Sprinklr GitLab host, scoped </w:t>
+            </w:r>
+            <w:r>
               <w:lastRenderedPageBreak/>
               <w:t>catalog location patterns, and token configuration</w:t>
             </w:r>
@@ -12748,6 +12782,8 @@
       </w:r>
       <w:r>
         <w:t xml:space="preserve"> For a production deployment on a managed Kubernetes service such as Amazon EKS or Azure AKS, the incremental infrastructure cost of running a Backstage instance would be modest. Backstage itself requires approximately 512MB of memory and less than one vCPU under typical load. The PostgreSQL instance adds approximately 256MB. A small production-grade node pool addition to an existing cluster would be sufficient to host both components with adequate resource headroom. The cost-benefit case for production deployment is </w:t>
+      </w:r>
+      <w:r>
         <w:lastRenderedPageBreak/>
         <w:t>therefore highly favorable, particularly when amortized against the productivity gains documented in Chapter 5.</w:t>
       </w:r>
@@ -12859,6 +12895,26 @@
       </w:pPr>
       <w:r>
         <w:t>The architectural decision to run Backstage as a monorepo — using the @backstage/create-app scaffold which generates separate packages/app and packages/backend directories within a shared Yarn workspace — was not merely a matter of following the official Backstage bootstrapping path. It also reflects a deliberate judgment that the frontend and backend components of Backstage, while technically deployable as independent services, benefit from being developed and versioned together during the initial configuration phase. Maintaining them in a single monorepo simplifies dependency management and ensures that breaking changes in one component are immediately caught by the TypeScript build in the other.</w:t>
+      </w:r>
+    </w:p>
+    <w:p>
+      <w:pPr>
+        <w:spacing w:line="360" w:lineRule="auto"/>
+      </w:pPr>
+    </w:p>
+    <w:p>
+      <w:pPr>
+        <w:spacing w:line="360" w:lineRule="auto"/>
+      </w:pPr>
+    </w:p>
+    <w:p>
+      <w:pPr>
+        <w:pStyle w:val="Heading3"/>
+        <w:spacing w:line="360" w:lineRule="auto"/>
+      </w:pPr>
+      <w:r>
+        <w:lastRenderedPageBreak/>
+        <w:t>3.2.2 Backstage Software Catalog Design</w:t>
       </w:r>
     </w:p>
     <w:p>
@@ -12870,11 +12926,10 @@
         <w:rPr>
           <w:noProof/>
         </w:rPr>
-        <w:lastRenderedPageBreak/>
         <w:drawing>
-          <wp:inline distT="0" distB="0" distL="0" distR="0" wp14:anchorId="5F0A32AD" wp14:editId="52242ADC">
-            <wp:extent cx="3870251" cy="8933708"/>
-            <wp:effectExtent l="12700" t="12700" r="16510" b="7620"/>
+          <wp:inline distT="0" distB="0" distL="0" distR="0" wp14:anchorId="7C6B4BF3" wp14:editId="69E3C994">
+            <wp:extent cx="3655335" cy="8437617"/>
+            <wp:effectExtent l="12700" t="12700" r="15240" b="8255"/>
             <wp:docPr id="1090227604" name="Picture 8"/>
             <wp:cNvGraphicFramePr>
               <a:graphicFrameLocks xmlns:a="http://schemas.openxmlformats.org/drawingml/2006/main" noChangeAspect="1"/>
@@ -12901,7 +12956,7 @@
                   <pic:spPr>
                     <a:xfrm>
                       <a:off x="0" y="0"/>
-                      <a:ext cx="3894353" cy="8989344"/>
+                      <a:ext cx="3692059" cy="8522387"/>
                     </a:xfrm>
                     <a:prstGeom prst="rect">
                       <a:avLst/>
@@ -12926,20 +12981,14 @@
         <w:jc w:val="center"/>
       </w:pPr>
       <w:r>
-        <w:lastRenderedPageBreak/>
         <w:t>Figure 3.2 Logic flow for automated service scaffolding and registration.</w:t>
       </w:r>
     </w:p>
-    <w:p/>
-    <w:p/>
     <w:p>
       <w:pPr>
         <w:pStyle w:val="Heading3"/>
         <w:spacing w:line="360" w:lineRule="auto"/>
       </w:pPr>
-      <w:r>
-        <w:t>3.2.2 Backstage Software Catalog Design</w:t>
-      </w:r>
     </w:p>
     <w:p>
       <w:pPr>
@@ -13046,8 +13095,11 @@
         <w:jc w:val="both"/>
       </w:pPr>
       <w:r>
+        <w:t xml:space="preserve">ArgoCD integration in Backstage is provided through the @backstage/plugin-argocd plugin, which adds an ArgoCD tab to the entity pages of components that are annotated with the argocd/app-name annotation. The plugin communicates with the ArgoCD API server to retrieve application status </w:t>
+      </w:r>
+      <w:r>
         <w:lastRenderedPageBreak/>
-        <w:t>ArgoCD integration in Backstage is provided through the @backstage/plugin-argocd plugin, which adds an ArgoCD tab to the entity pages of components that are annotated with the argocd/app-name annotation. The plugin communicates with the ArgoCD API server to retrieve application status information, including the sync status (Synced, OutOfSync, or Unknown), the health status (Healthy, Progressing, Degraded, or Suspended), the current commit SHA deployed, and the timestamp of the last successful sync.</w:t>
+        <w:t>information, including the sync status (Synced, OutOfSync, or Unknown), the health status (Healthy, Progressing, Degraded, or Suspended), the current commit SHA deployed, and the timestamp of the last successful sync.</w:t>
       </w:r>
     </w:p>
     <w:p>
@@ -13094,27 +13146,24 @@
     </w:p>
     <w:p>
       <w:pPr>
+        <w:pStyle w:val="Heading3"/>
+        <w:spacing w:line="360" w:lineRule="auto"/>
+      </w:pPr>
+      <w:r>
+        <w:t>3.2.5 Kubernetes Plugin Integration</w:t>
+      </w:r>
+    </w:p>
+    <w:p>
+      <w:pPr>
         <w:spacing w:after="140" w:line="360" w:lineRule="auto"/>
         <w:jc w:val="both"/>
       </w:pPr>
-    </w:p>
-    <w:p>
-      <w:pPr>
-        <w:pStyle w:val="Heading3"/>
-        <w:spacing w:line="360" w:lineRule="auto"/>
-      </w:pPr>
+      <w:r>
+        <w:t xml:space="preserve">The Kubernetes plugin for Backstage provides runtime visibility into the Kubernetes resources associated with catalog entities. It works by establishing a connection between entity metadata and Kubernetes resources via annotation-based labeling. Specifically, a component's catalog-info.yaml </w:t>
+      </w:r>
       <w:r>
         <w:lastRenderedPageBreak/>
-        <w:t>3.2.5 Kubernetes Plugin Integration</w:t>
-      </w:r>
-    </w:p>
-    <w:p>
-      <w:pPr>
-        <w:spacing w:after="140" w:line="360" w:lineRule="auto"/>
-        <w:jc w:val="both"/>
-      </w:pPr>
-      <w:r>
-        <w:t>The Kubernetes plugin for Backstage provides runtime visibility into the Kubernetes resources associated with catalog entities. It works by establishing a connection between entity metadata and Kubernetes resources via annotation-based labeling. Specifically, a component's catalog-info.yaml must include the annotation backstage.io/kubernetes-namespace: &lt;namespace&gt;, and the corresponding Kubernetes Deployment must carry the label backstage.io/kubernetes-id: &lt;component-name&gt;. When a developer views an entity page that carries these annotations, the Kubernetes plugin queries the configured cluster's API server for Deployments, ReplicaSets, Pods, and Services matching the label selector and renders a live status view showing pod health, container restart counts, and recent events.</w:t>
+        <w:t>must include the annotation backstage.io/kubernetes-namespace: &lt;namespace&gt;, and the corresponding Kubernetes Deployment must carry the label backstage.io/kubernetes-id: &lt;component-name&gt;. When a developer views an entity page that carries these annotations, the Kubernetes plugin queries the configured cluster's API server for Deployments, ReplicaSets, Pods, and Services matching the label selector and renders a live status view showing pod health, container restart counts, and recent events.</w:t>
       </w:r>
     </w:p>
     <w:p>
@@ -13216,7 +13265,6 @@
         <w:spacing w:line="360" w:lineRule="auto"/>
       </w:pPr>
       <w:r>
-        <w:lastRenderedPageBreak/>
         <w:t>3.3.1 Backstage Entity Model</w:t>
       </w:r>
     </w:p>
@@ -13226,7 +13274,11 @@
         <w:jc w:val="both"/>
       </w:pPr>
       <w:r>
-        <w:t>The Backstage entity model can be represented as a directed graph in which nodes are entities and edges are relations. Each entity is characterized by its kind (e.g., Component, System, Group), its metadata (name, namespace, description, annotations, labels, tags), and its spec (kind-specific structured data including owner, lifecycle, type, and dependsOn/providesApis relations). The entity model used in this project defines the following primary entity types and their relationships:</w:t>
+        <w:t xml:space="preserve">The Backstage entity model can be represented as a directed graph in which nodes are entities and edges are relations. Each entity is characterized by its kind (e.g., Component, System, Group), its </w:t>
+      </w:r>
+      <w:r>
+        <w:lastRenderedPageBreak/>
+        <w:t>metadata (name, namespace, description, annotations, labels, tags), and its spec (kind-specific structured data including owner, lifecycle, type, and dependsOn/providesApis relations). The entity model used in this project defines the following primary entity types and their relationships:</w:t>
       </w:r>
     </w:p>
     <w:p>
@@ -13271,9 +13323,7 @@
         <w:jc w:val="both"/>
       </w:pPr>
       <w:r>
-        <w:t xml:space="preserve">This two-level model provides several advantages over a flat application model. First, it allows new services to be onboarded through a pure GitOps workflow — adding an application.yaml to the argocd-apps/ repository is sufficient to trigger deployment, without any direct interaction with the ArgoCD UI or CLI. Second, it provides a natural organizational structure in which the root-app serves as the authoritative inventory of all managed applications, analogous to a package manifest in a software dependency manager. Third, it integrates naturally with the CI validation approach, as the </w:t>
-        <w:lastRenderedPageBreak/>
-        <w:t>validate-backstage-ownership.sh script can enforce ownership annotations on all application.yaml files in a single pass.</w:t>
+        <w:t>This two-level model provides several advantages over a flat application model. First, it allows new services to be onboarded through a pure GitOps workflow — adding an application.yaml to the argocd-apps/ repository is sufficient to trigger deployment, without any direct interaction with the ArgoCD UI or CLI. Second, it provides a natural organizational structure in which the root-app serves as the authoritative inventory of all managed applications, analogous to a package manifest in a software dependency manager. Third, it integrates naturally with the CI validation approach, as the validate-backstage-ownership.sh script can enforce ownership annotations on all application.yaml files in a single pass.</w:t>
       </w:r>
     </w:p>
     <w:p>
@@ -13291,6 +13341,7 @@
         <w:spacing w:line="360" w:lineRule="auto"/>
       </w:pPr>
       <w:r>
+        <w:lastRenderedPageBreak/>
         <w:t>3.4.1 Technology Stack Selection</w:t>
       </w:r>
     </w:p>
@@ -13324,7 +13375,7 @@
         </w:trPr>
         <w:tc>
           <w:tcPr>
-            <w:tcW w:w="1500" w:type="dxa"/>
+            <w:tcW w:w="1491" w:type="dxa"/>
             <w:tcBorders>
               <w:top w:val="single" w:sz="1" w:space="0" w:color="AAAAAA"/>
               <w:left w:val="single" w:sz="1" w:space="0" w:color="AAAAAA"/>
@@ -13354,7 +13405,7 @@
         </w:tc>
         <w:tc>
           <w:tcPr>
-            <w:tcW w:w="1200" w:type="dxa"/>
+            <w:tcW w:w="1414" w:type="dxa"/>
             <w:tcBorders>
               <w:top w:val="single" w:sz="1" w:space="0" w:color="AAAAAA"/>
               <w:left w:val="single" w:sz="1" w:space="0" w:color="AAAAAA"/>
@@ -13384,7 +13435,7 @@
         </w:tc>
         <w:tc>
           <w:tcPr>
-            <w:tcW w:w="900" w:type="dxa"/>
+            <w:tcW w:w="1040" w:type="dxa"/>
             <w:tcBorders>
               <w:top w:val="single" w:sz="1" w:space="0" w:color="AAAAAA"/>
               <w:left w:val="single" w:sz="1" w:space="0" w:color="AAAAAA"/>
@@ -13414,7 +13465,7 @@
         </w:tc>
         <w:tc>
           <w:tcPr>
-            <w:tcW w:w="3200" w:type="dxa"/>
+            <w:tcW w:w="3030" w:type="dxa"/>
             <w:tcBorders>
               <w:top w:val="single" w:sz="1" w:space="0" w:color="AAAAAA"/>
               <w:left w:val="single" w:sz="1" w:space="0" w:color="AAAAAA"/>
@@ -13444,7 +13495,7 @@
         </w:tc>
         <w:tc>
           <w:tcPr>
-            <w:tcW w:w="2838" w:type="dxa"/>
+            <w:tcW w:w="2663" w:type="dxa"/>
             <w:tcBorders>
               <w:top w:val="single" w:sz="1" w:space="0" w:color="AAAAAA"/>
               <w:left w:val="single" w:sz="1" w:space="0" w:color="AAAAAA"/>
@@ -13476,7 +13527,7 @@
       <w:tr>
         <w:tc>
           <w:tcPr>
-            <w:tcW w:w="1500" w:type="dxa"/>
+            <w:tcW w:w="1491" w:type="dxa"/>
             <w:tcBorders>
               <w:top w:val="single" w:sz="1" w:space="0" w:color="AAAAAA"/>
               <w:left w:val="single" w:sz="1" w:space="0" w:color="AAAAAA"/>
@@ -13501,7 +13552,7 @@
         </w:tc>
         <w:tc>
           <w:tcPr>
-            <w:tcW w:w="1200" w:type="dxa"/>
+            <w:tcW w:w="1414" w:type="dxa"/>
             <w:tcBorders>
               <w:top w:val="single" w:sz="1" w:space="0" w:color="AAAAAA"/>
               <w:left w:val="single" w:sz="1" w:space="0" w:color="AAAAAA"/>
@@ -13526,7 +13577,7 @@
         </w:tc>
         <w:tc>
           <w:tcPr>
-            <w:tcW w:w="900" w:type="dxa"/>
+            <w:tcW w:w="1040" w:type="dxa"/>
             <w:tcBorders>
               <w:top w:val="single" w:sz="1" w:space="0" w:color="AAAAAA"/>
               <w:left w:val="single" w:sz="1" w:space="0" w:color="AAAAAA"/>
@@ -13551,7 +13602,7 @@
         </w:tc>
         <w:tc>
           <w:tcPr>
-            <w:tcW w:w="3200" w:type="dxa"/>
+            <w:tcW w:w="3030" w:type="dxa"/>
             <w:tcBorders>
               <w:top w:val="single" w:sz="1" w:space="0" w:color="AAAAAA"/>
               <w:left w:val="single" w:sz="1" w:space="0" w:color="AAAAAA"/>
@@ -13576,7 +13627,7 @@
         </w:tc>
         <w:tc>
           <w:tcPr>
-            <w:tcW w:w="2838" w:type="dxa"/>
+            <w:tcW w:w="2663" w:type="dxa"/>
             <w:tcBorders>
               <w:top w:val="single" w:sz="1" w:space="0" w:color="AAAAAA"/>
               <w:left w:val="single" w:sz="1" w:space="0" w:color="AAAAAA"/>
@@ -13603,7 +13654,7 @@
       <w:tr>
         <w:tc>
           <w:tcPr>
-            <w:tcW w:w="1500" w:type="dxa"/>
+            <w:tcW w:w="1491" w:type="dxa"/>
             <w:tcBorders>
               <w:top w:val="single" w:sz="1" w:space="0" w:color="AAAAAA"/>
               <w:left w:val="single" w:sz="1" w:space="0" w:color="AAAAAA"/>
@@ -13628,7 +13679,7 @@
         </w:tc>
         <w:tc>
           <w:tcPr>
-            <w:tcW w:w="1200" w:type="dxa"/>
+            <w:tcW w:w="1414" w:type="dxa"/>
             <w:tcBorders>
               <w:top w:val="single" w:sz="1" w:space="0" w:color="AAAAAA"/>
               <w:left w:val="single" w:sz="1" w:space="0" w:color="AAAAAA"/>
@@ -13653,7 +13704,7 @@
         </w:tc>
         <w:tc>
           <w:tcPr>
-            <w:tcW w:w="900" w:type="dxa"/>
+            <w:tcW w:w="1040" w:type="dxa"/>
             <w:tcBorders>
               <w:top w:val="single" w:sz="1" w:space="0" w:color="AAAAAA"/>
               <w:left w:val="single" w:sz="1" w:space="0" w:color="AAAAAA"/>
@@ -13678,7 +13729,7 @@
         </w:tc>
         <w:tc>
           <w:tcPr>
-            <w:tcW w:w="3200" w:type="dxa"/>
+            <w:tcW w:w="3030" w:type="dxa"/>
             <w:tcBorders>
               <w:top w:val="single" w:sz="1" w:space="0" w:color="AAAAAA"/>
               <w:left w:val="single" w:sz="1" w:space="0" w:color="AAAAAA"/>
@@ -13703,7 +13754,7 @@
         </w:tc>
         <w:tc>
           <w:tcPr>
-            <w:tcW w:w="2838" w:type="dxa"/>
+            <w:tcW w:w="2663" w:type="dxa"/>
             <w:tcBorders>
               <w:top w:val="single" w:sz="1" w:space="0" w:color="AAAAAA"/>
               <w:left w:val="single" w:sz="1" w:space="0" w:color="AAAAAA"/>
@@ -13730,7 +13781,7 @@
       <w:tr>
         <w:tc>
           <w:tcPr>
-            <w:tcW w:w="1500" w:type="dxa"/>
+            <w:tcW w:w="1491" w:type="dxa"/>
             <w:tcBorders>
               <w:top w:val="single" w:sz="1" w:space="0" w:color="AAAAAA"/>
               <w:left w:val="single" w:sz="1" w:space="0" w:color="AAAAAA"/>
@@ -13755,7 +13806,7 @@
         </w:tc>
         <w:tc>
           <w:tcPr>
-            <w:tcW w:w="1200" w:type="dxa"/>
+            <w:tcW w:w="1414" w:type="dxa"/>
             <w:tcBorders>
               <w:top w:val="single" w:sz="1" w:space="0" w:color="AAAAAA"/>
               <w:left w:val="single" w:sz="1" w:space="0" w:color="AAAAAA"/>
@@ -13780,7 +13831,7 @@
         </w:tc>
         <w:tc>
           <w:tcPr>
-            <w:tcW w:w="900" w:type="dxa"/>
+            <w:tcW w:w="1040" w:type="dxa"/>
             <w:tcBorders>
               <w:top w:val="single" w:sz="1" w:space="0" w:color="AAAAAA"/>
               <w:left w:val="single" w:sz="1" w:space="0" w:color="AAAAAA"/>
@@ -13805,7 +13856,7 @@
         </w:tc>
         <w:tc>
           <w:tcPr>
-            <w:tcW w:w="3200" w:type="dxa"/>
+            <w:tcW w:w="3030" w:type="dxa"/>
             <w:tcBorders>
               <w:top w:val="single" w:sz="1" w:space="0" w:color="AAAAAA"/>
               <w:left w:val="single" w:sz="1" w:space="0" w:color="AAAAAA"/>
@@ -13830,7 +13881,7 @@
         </w:tc>
         <w:tc>
           <w:tcPr>
-            <w:tcW w:w="2838" w:type="dxa"/>
+            <w:tcW w:w="2663" w:type="dxa"/>
             <w:tcBorders>
               <w:top w:val="single" w:sz="1" w:space="0" w:color="AAAAAA"/>
               <w:left w:val="single" w:sz="1" w:space="0" w:color="AAAAAA"/>
@@ -13857,7 +13908,7 @@
       <w:tr>
         <w:tc>
           <w:tcPr>
-            <w:tcW w:w="1500" w:type="dxa"/>
+            <w:tcW w:w="1491" w:type="dxa"/>
             <w:tcBorders>
               <w:top w:val="single" w:sz="1" w:space="0" w:color="AAAAAA"/>
               <w:left w:val="single" w:sz="1" w:space="0" w:color="AAAAAA"/>
@@ -13882,7 +13933,7 @@
         </w:tc>
         <w:tc>
           <w:tcPr>
-            <w:tcW w:w="1200" w:type="dxa"/>
+            <w:tcW w:w="1414" w:type="dxa"/>
             <w:tcBorders>
               <w:top w:val="single" w:sz="1" w:space="0" w:color="AAAAAA"/>
               <w:left w:val="single" w:sz="1" w:space="0" w:color="AAAAAA"/>
@@ -13907,7 +13958,7 @@
         </w:tc>
         <w:tc>
           <w:tcPr>
-            <w:tcW w:w="900" w:type="dxa"/>
+            <w:tcW w:w="1040" w:type="dxa"/>
             <w:tcBorders>
               <w:top w:val="single" w:sz="1" w:space="0" w:color="AAAAAA"/>
               <w:left w:val="single" w:sz="1" w:space="0" w:color="AAAAAA"/>
@@ -13932,7 +13983,7 @@
         </w:tc>
         <w:tc>
           <w:tcPr>
-            <w:tcW w:w="3200" w:type="dxa"/>
+            <w:tcW w:w="3030" w:type="dxa"/>
             <w:tcBorders>
               <w:top w:val="single" w:sz="1" w:space="0" w:color="AAAAAA"/>
               <w:left w:val="single" w:sz="1" w:space="0" w:color="AAAAAA"/>
@@ -13957,7 +14008,7 @@
         </w:tc>
         <w:tc>
           <w:tcPr>
-            <w:tcW w:w="2838" w:type="dxa"/>
+            <w:tcW w:w="2663" w:type="dxa"/>
             <w:tcBorders>
               <w:top w:val="single" w:sz="1" w:space="0" w:color="AAAAAA"/>
               <w:left w:val="single" w:sz="1" w:space="0" w:color="AAAAAA"/>
@@ -13984,7 +14035,7 @@
       <w:tr>
         <w:tc>
           <w:tcPr>
-            <w:tcW w:w="1500" w:type="dxa"/>
+            <w:tcW w:w="1491" w:type="dxa"/>
             <w:tcBorders>
               <w:top w:val="single" w:sz="1" w:space="0" w:color="AAAAAA"/>
               <w:left w:val="single" w:sz="1" w:space="0" w:color="AAAAAA"/>
@@ -14009,7 +14060,7 @@
         </w:tc>
         <w:tc>
           <w:tcPr>
-            <w:tcW w:w="1200" w:type="dxa"/>
+            <w:tcW w:w="1414" w:type="dxa"/>
             <w:tcBorders>
               <w:top w:val="single" w:sz="1" w:space="0" w:color="AAAAAA"/>
               <w:left w:val="single" w:sz="1" w:space="0" w:color="AAAAAA"/>
@@ -14034,7 +14085,7 @@
         </w:tc>
         <w:tc>
           <w:tcPr>
-            <w:tcW w:w="900" w:type="dxa"/>
+            <w:tcW w:w="1040" w:type="dxa"/>
             <w:tcBorders>
               <w:top w:val="single" w:sz="1" w:space="0" w:color="AAAAAA"/>
               <w:left w:val="single" w:sz="1" w:space="0" w:color="AAAAAA"/>
@@ -14059,53 +14110,50 @@
         </w:tc>
         <w:tc>
           <w:tcPr>
-            <w:tcW w:w="3200" w:type="dxa"/>
-            <w:tcBorders>
-              <w:top w:val="single" w:sz="1" w:space="0" w:color="AAAAAA"/>
-              <w:left w:val="single" w:sz="1" w:space="0" w:color="AAAAAA"/>
-              <w:bottom w:val="single" w:sz="1" w:space="0" w:color="AAAAAA"/>
-              <w:right w:val="single" w:sz="1" w:space="0" w:color="AAAAAA"/>
-            </w:tcBorders>
-            <w:tcMar>
-              <w:top w:w="80" w:type="dxa"/>
-              <w:left w:w="120" w:type="dxa"/>
-              <w:bottom w:w="80" w:type="dxa"/>
-              <w:right w:w="120" w:type="dxa"/>
-            </w:tcMar>
-          </w:tcPr>
-          <w:p>
-            <w:pPr>
-              <w:spacing w:line="360" w:lineRule="auto"/>
-            </w:pPr>
-            <w:r>
-              <w:t xml:space="preserve">Backstage officially recommends PostgreSQL for production use; Docker image readily available; </w:t>
-              <w:lastRenderedPageBreak/>
-              <w:t>ACID compliance ensures catalog consistency</w:t>
-            </w:r>
-          </w:p>
-        </w:tc>
-        <w:tc>
-          <w:tcPr>
-            <w:tcW w:w="2838" w:type="dxa"/>
-            <w:tcBorders>
-              <w:top w:val="single" w:sz="1" w:space="0" w:color="AAAAAA"/>
-              <w:left w:val="single" w:sz="1" w:space="0" w:color="AAAAAA"/>
-              <w:bottom w:val="single" w:sz="1" w:space="0" w:color="AAAAAA"/>
-              <w:right w:val="single" w:sz="1" w:space="0" w:color="AAAAAA"/>
-            </w:tcBorders>
-            <w:tcMar>
-              <w:top w:w="80" w:type="dxa"/>
-              <w:left w:w="120" w:type="dxa"/>
-              <w:bottom w:w="80" w:type="dxa"/>
-              <w:right w:w="120" w:type="dxa"/>
-            </w:tcMar>
-          </w:tcPr>
-          <w:p>
-            <w:pPr>
-              <w:spacing w:line="360" w:lineRule="auto"/>
-            </w:pPr>
-            <w:r>
-              <w:lastRenderedPageBreak/>
+            <w:tcW w:w="3030" w:type="dxa"/>
+            <w:tcBorders>
+              <w:top w:val="single" w:sz="1" w:space="0" w:color="AAAAAA"/>
+              <w:left w:val="single" w:sz="1" w:space="0" w:color="AAAAAA"/>
+              <w:bottom w:val="single" w:sz="1" w:space="0" w:color="AAAAAA"/>
+              <w:right w:val="single" w:sz="1" w:space="0" w:color="AAAAAA"/>
+            </w:tcBorders>
+            <w:tcMar>
+              <w:top w:w="80" w:type="dxa"/>
+              <w:left w:w="120" w:type="dxa"/>
+              <w:bottom w:w="80" w:type="dxa"/>
+              <w:right w:w="120" w:type="dxa"/>
+            </w:tcMar>
+          </w:tcPr>
+          <w:p>
+            <w:pPr>
+              <w:spacing w:line="360" w:lineRule="auto"/>
+            </w:pPr>
+            <w:r>
+              <w:t>Backstage officially recommends PostgreSQL for production use; Docker image readily available; ACID compliance ensures catalog consistency</w:t>
+            </w:r>
+          </w:p>
+        </w:tc>
+        <w:tc>
+          <w:tcPr>
+            <w:tcW w:w="2663" w:type="dxa"/>
+            <w:tcBorders>
+              <w:top w:val="single" w:sz="1" w:space="0" w:color="AAAAAA"/>
+              <w:left w:val="single" w:sz="1" w:space="0" w:color="AAAAAA"/>
+              <w:bottom w:val="single" w:sz="1" w:space="0" w:color="AAAAAA"/>
+              <w:right w:val="single" w:sz="1" w:space="0" w:color="AAAAAA"/>
+            </w:tcBorders>
+            <w:tcMar>
+              <w:top w:w="80" w:type="dxa"/>
+              <w:left w:w="120" w:type="dxa"/>
+              <w:bottom w:w="80" w:type="dxa"/>
+              <w:right w:w="120" w:type="dxa"/>
+            </w:tcMar>
+          </w:tcPr>
+          <w:p>
+            <w:pPr>
+              <w:spacing w:line="360" w:lineRule="auto"/>
+            </w:pPr>
+            <w:r>
               <w:t>SQLite (not production-grade), MySQL (less idiomatic for Backstage)</w:t>
             </w:r>
           </w:p>
@@ -14114,7 +14162,7 @@
       <w:tr>
         <w:tc>
           <w:tcPr>
-            <w:tcW w:w="1500" w:type="dxa"/>
+            <w:tcW w:w="1491" w:type="dxa"/>
             <w:tcBorders>
               <w:top w:val="single" w:sz="1" w:space="0" w:color="AAAAAA"/>
               <w:left w:val="single" w:sz="1" w:space="0" w:color="AAAAAA"/>
@@ -14139,7 +14187,7 @@
         </w:tc>
         <w:tc>
           <w:tcPr>
-            <w:tcW w:w="1200" w:type="dxa"/>
+            <w:tcW w:w="1414" w:type="dxa"/>
             <w:tcBorders>
               <w:top w:val="single" w:sz="1" w:space="0" w:color="AAAAAA"/>
               <w:left w:val="single" w:sz="1" w:space="0" w:color="AAAAAA"/>
@@ -14164,7 +14212,7 @@
         </w:tc>
         <w:tc>
           <w:tcPr>
-            <w:tcW w:w="900" w:type="dxa"/>
+            <w:tcW w:w="1040" w:type="dxa"/>
             <w:tcBorders>
               <w:top w:val="single" w:sz="1" w:space="0" w:color="AAAAAA"/>
               <w:left w:val="single" w:sz="1" w:space="0" w:color="AAAAAA"/>
@@ -14189,323 +14237,56 @@
         </w:tc>
         <w:tc>
           <w:tcPr>
-            <w:tcW w:w="3200" w:type="dxa"/>
-            <w:tcBorders>
-              <w:top w:val="single" w:sz="1" w:space="0" w:color="AAAAAA"/>
-              <w:left w:val="single" w:sz="1" w:space="0" w:color="AAAAAA"/>
-              <w:bottom w:val="single" w:sz="1" w:space="0" w:color="AAAAAA"/>
-              <w:right w:val="single" w:sz="1" w:space="0" w:color="AAAAAA"/>
-            </w:tcBorders>
-            <w:tcMar>
-              <w:top w:w="80" w:type="dxa"/>
-              <w:left w:w="120" w:type="dxa"/>
-              <w:bottom w:w="80" w:type="dxa"/>
-              <w:right w:w="120" w:type="dxa"/>
-            </w:tcMar>
-          </w:tcPr>
-          <w:p>
-            <w:pPr>
-              <w:spacing w:line="360" w:lineRule="auto"/>
-            </w:pPr>
-            <w:r>
-              <w:t>Simplifies multi-container local development; single command startup; service health checking built-in</w:t>
-            </w:r>
-          </w:p>
-        </w:tc>
-        <w:tc>
-          <w:tcPr>
-            <w:tcW w:w="2838" w:type="dxa"/>
-            <w:tcBorders>
-              <w:top w:val="single" w:sz="1" w:space="0" w:color="AAAAAA"/>
-              <w:left w:val="single" w:sz="1" w:space="0" w:color="AAAAAA"/>
-              <w:bottom w:val="single" w:sz="1" w:space="0" w:color="AAAAAA"/>
-              <w:right w:val="single" w:sz="1" w:space="0" w:color="AAAAAA"/>
-            </w:tcBorders>
-            <w:tcMar>
-              <w:top w:w="80" w:type="dxa"/>
-              <w:left w:w="120" w:type="dxa"/>
-              <w:bottom w:w="80" w:type="dxa"/>
-              <w:right w:w="120" w:type="dxa"/>
-            </w:tcMar>
-          </w:tcPr>
-          <w:p>
-            <w:pPr>
-              <w:spacing w:line="360" w:lineRule="auto"/>
-            </w:pPr>
-            <w:r>
-              <w:t>Podman Compose (less ecosystem support), minikube (unnecessary complexity for development)</w:t>
-            </w:r>
-          </w:p>
-        </w:tc>
-      </w:tr>
-      <w:tr>
-        <w:tc>
-          <w:tcPr>
-            <w:tcW w:w="1500" w:type="dxa"/>
-            <w:tcBorders>
-              <w:top w:val="single" w:sz="1" w:space="0" w:color="AAAAAA"/>
-              <w:left w:val="single" w:sz="1" w:space="0" w:color="AAAAAA"/>
-              <w:bottom w:val="single" w:sz="1" w:space="0" w:color="AAAAAA"/>
-              <w:right w:val="single" w:sz="1" w:space="0" w:color="AAAAAA"/>
-            </w:tcBorders>
-            <w:tcMar>
-              <w:top w:w="80" w:type="dxa"/>
-              <w:left w:w="120" w:type="dxa"/>
-              <w:bottom w:w="80" w:type="dxa"/>
-              <w:right w:w="120" w:type="dxa"/>
-            </w:tcMar>
-          </w:tcPr>
-          <w:p>
-            <w:pPr>
-              <w:spacing w:line="360" w:lineRule="auto"/>
-            </w:pPr>
-            <w:r>
-              <w:t>Local K8s</w:t>
-            </w:r>
-          </w:p>
-        </w:tc>
-        <w:tc>
-          <w:tcPr>
-            <w:tcW w:w="1200" w:type="dxa"/>
-            <w:tcBorders>
-              <w:top w:val="single" w:sz="1" w:space="0" w:color="AAAAAA"/>
-              <w:left w:val="single" w:sz="1" w:space="0" w:color="AAAAAA"/>
-              <w:bottom w:val="single" w:sz="1" w:space="0" w:color="AAAAAA"/>
-              <w:right w:val="single" w:sz="1" w:space="0" w:color="AAAAAA"/>
-            </w:tcBorders>
-            <w:tcMar>
-              <w:top w:w="80" w:type="dxa"/>
-              <w:left w:w="120" w:type="dxa"/>
-              <w:bottom w:w="80" w:type="dxa"/>
-              <w:right w:w="120" w:type="dxa"/>
-            </w:tcMar>
-          </w:tcPr>
-          <w:p>
-            <w:pPr>
-              <w:spacing w:line="360" w:lineRule="auto"/>
-            </w:pPr>
-            <w:r>
-              <w:t>Rancher Desktop</w:t>
-            </w:r>
-          </w:p>
-        </w:tc>
-        <w:tc>
-          <w:tcPr>
-            <w:tcW w:w="900" w:type="dxa"/>
-            <w:tcBorders>
-              <w:top w:val="single" w:sz="1" w:space="0" w:color="AAAAAA"/>
-              <w:left w:val="single" w:sz="1" w:space="0" w:color="AAAAAA"/>
-              <w:bottom w:val="single" w:sz="1" w:space="0" w:color="AAAAAA"/>
-              <w:right w:val="single" w:sz="1" w:space="0" w:color="AAAAAA"/>
-            </w:tcBorders>
-            <w:tcMar>
-              <w:top w:w="80" w:type="dxa"/>
-              <w:left w:w="120" w:type="dxa"/>
-              <w:bottom w:w="80" w:type="dxa"/>
-              <w:right w:w="120" w:type="dxa"/>
-            </w:tcMar>
-          </w:tcPr>
-          <w:p>
-            <w:pPr>
-              <w:spacing w:line="360" w:lineRule="auto"/>
-            </w:pPr>
-            <w:r>
-              <w:t>Current</w:t>
-            </w:r>
-          </w:p>
-        </w:tc>
-        <w:tc>
-          <w:tcPr>
-            <w:tcW w:w="3200" w:type="dxa"/>
-            <w:tcBorders>
-              <w:top w:val="single" w:sz="1" w:space="0" w:color="AAAAAA"/>
-              <w:left w:val="single" w:sz="1" w:space="0" w:color="AAAAAA"/>
-              <w:bottom w:val="single" w:sz="1" w:space="0" w:color="AAAAAA"/>
-              <w:right w:val="single" w:sz="1" w:space="0" w:color="AAAAAA"/>
-            </w:tcBorders>
-            <w:tcMar>
-              <w:top w:w="80" w:type="dxa"/>
-              <w:left w:w="120" w:type="dxa"/>
-              <w:bottom w:w="80" w:type="dxa"/>
-              <w:right w:w="120" w:type="dxa"/>
-            </w:tcMar>
-          </w:tcPr>
-          <w:p>
-            <w:pPr>
-              <w:spacing w:line="360" w:lineRule="auto"/>
-            </w:pPr>
-            <w:r>
-              <w:t>Provides both containerd and dockerd runtimes; integrated kubectl; lighter than Docker Desktop; free for all use cases</w:t>
-            </w:r>
-          </w:p>
-        </w:tc>
-        <w:tc>
-          <w:tcPr>
-            <w:tcW w:w="2838" w:type="dxa"/>
-            <w:tcBorders>
-              <w:top w:val="single" w:sz="1" w:space="0" w:color="AAAAAA"/>
-              <w:left w:val="single" w:sz="1" w:space="0" w:color="AAAAAA"/>
-              <w:bottom w:val="single" w:sz="1" w:space="0" w:color="AAAAAA"/>
-              <w:right w:val="single" w:sz="1" w:space="0" w:color="AAAAAA"/>
-            </w:tcBorders>
-            <w:tcMar>
-              <w:top w:w="80" w:type="dxa"/>
-              <w:left w:w="120" w:type="dxa"/>
-              <w:bottom w:w="80" w:type="dxa"/>
-              <w:right w:w="120" w:type="dxa"/>
-            </w:tcMar>
-          </w:tcPr>
-          <w:p>
-            <w:pPr>
-              <w:spacing w:line="360" w:lineRule="auto"/>
-            </w:pPr>
-            <w:r>
-              <w:t>Docker Desktop (licensing concerns for commercial use), kind (no GUI)</w:t>
-            </w:r>
-          </w:p>
-        </w:tc>
-      </w:tr>
-      <w:tr>
-        <w:tc>
-          <w:tcPr>
-            <w:tcW w:w="1500" w:type="dxa"/>
-            <w:tcBorders>
-              <w:top w:val="single" w:sz="1" w:space="0" w:color="AAAAAA"/>
-              <w:left w:val="single" w:sz="1" w:space="0" w:color="AAAAAA"/>
-              <w:bottom w:val="single" w:sz="1" w:space="0" w:color="AAAAAA"/>
-              <w:right w:val="single" w:sz="1" w:space="0" w:color="AAAAAA"/>
-            </w:tcBorders>
-            <w:tcMar>
-              <w:top w:w="80" w:type="dxa"/>
-              <w:left w:w="120" w:type="dxa"/>
-              <w:bottom w:w="80" w:type="dxa"/>
-              <w:right w:w="120" w:type="dxa"/>
-            </w:tcMar>
-          </w:tcPr>
-          <w:p>
-            <w:pPr>
-              <w:spacing w:line="360" w:lineRule="auto"/>
-            </w:pPr>
-            <w:r>
-              <w:t>Node Runtime</w:t>
-            </w:r>
-          </w:p>
-        </w:tc>
-        <w:tc>
-          <w:tcPr>
-            <w:tcW w:w="1200" w:type="dxa"/>
-            <w:tcBorders>
-              <w:top w:val="single" w:sz="1" w:space="0" w:color="AAAAAA"/>
-              <w:left w:val="single" w:sz="1" w:space="0" w:color="AAAAAA"/>
-              <w:bottom w:val="single" w:sz="1" w:space="0" w:color="AAAAAA"/>
-              <w:right w:val="single" w:sz="1" w:space="0" w:color="AAAAAA"/>
-            </w:tcBorders>
-            <w:tcMar>
-              <w:top w:w="80" w:type="dxa"/>
-              <w:left w:w="120" w:type="dxa"/>
-              <w:bottom w:w="80" w:type="dxa"/>
-              <w:right w:w="120" w:type="dxa"/>
-            </w:tcMar>
-          </w:tcPr>
-          <w:p>
-            <w:pPr>
-              <w:spacing w:line="360" w:lineRule="auto"/>
-            </w:pPr>
-            <w:r>
-              <w:t>Node.js</w:t>
-            </w:r>
-          </w:p>
-        </w:tc>
-        <w:tc>
-          <w:tcPr>
-            <w:tcW w:w="900" w:type="dxa"/>
-            <w:tcBorders>
-              <w:top w:val="single" w:sz="1" w:space="0" w:color="AAAAAA"/>
-              <w:left w:val="single" w:sz="1" w:space="0" w:color="AAAAAA"/>
-              <w:bottom w:val="single" w:sz="1" w:space="0" w:color="AAAAAA"/>
-              <w:right w:val="single" w:sz="1" w:space="0" w:color="AAAAAA"/>
-            </w:tcBorders>
-            <w:tcMar>
-              <w:top w:w="80" w:type="dxa"/>
-              <w:left w:w="120" w:type="dxa"/>
-              <w:bottom w:w="80" w:type="dxa"/>
-              <w:right w:w="120" w:type="dxa"/>
-            </w:tcMar>
-          </w:tcPr>
-          <w:p>
-            <w:pPr>
-              <w:spacing w:line="360" w:lineRule="auto"/>
-            </w:pPr>
-            <w:r>
-              <w:t>22/24</w:t>
-            </w:r>
-          </w:p>
-        </w:tc>
-        <w:tc>
-          <w:tcPr>
-            <w:tcW w:w="3200" w:type="dxa"/>
-            <w:tcBorders>
-              <w:top w:val="single" w:sz="1" w:space="0" w:color="AAAAAA"/>
-              <w:left w:val="single" w:sz="1" w:space="0" w:color="AAAAAA"/>
-              <w:bottom w:val="single" w:sz="1" w:space="0" w:color="AAAAAA"/>
-              <w:right w:val="single" w:sz="1" w:space="0" w:color="AAAAAA"/>
-            </w:tcBorders>
-            <w:tcMar>
-              <w:top w:w="80" w:type="dxa"/>
-              <w:left w:w="120" w:type="dxa"/>
-              <w:bottom w:w="80" w:type="dxa"/>
-              <w:right w:w="120" w:type="dxa"/>
-            </w:tcMar>
-          </w:tcPr>
-          <w:p>
-            <w:pPr>
-              <w:spacing w:line="360" w:lineRule="auto"/>
-            </w:pPr>
-            <w:r>
-              <w:t>Backstage requires Node.js &gt;=18; version 24 provides best compatibility with current dependency tree</w:t>
-            </w:r>
-          </w:p>
-        </w:tc>
-        <w:tc>
-          <w:tcPr>
-            <w:tcW w:w="2838" w:type="dxa"/>
-            <w:tcBorders>
-              <w:top w:val="single" w:sz="1" w:space="0" w:color="AAAAAA"/>
-              <w:left w:val="single" w:sz="1" w:space="0" w:color="AAAAAA"/>
-              <w:bottom w:val="single" w:sz="1" w:space="0" w:color="AAAAAA"/>
-              <w:right w:val="single" w:sz="1" w:space="0" w:color="AAAAAA"/>
-            </w:tcBorders>
-            <w:tcMar>
-              <w:top w:w="80" w:type="dxa"/>
-              <w:left w:w="120" w:type="dxa"/>
-              <w:bottom w:w="80" w:type="dxa"/>
-              <w:right w:w="120" w:type="dxa"/>
-            </w:tcMar>
-          </w:tcPr>
-          <w:p>
-            <w:pPr>
-              <w:spacing w:line="360" w:lineRule="auto"/>
-            </w:pPr>
-            <w:r>
-              <w:t>Deno (incompatible), Bun (partial Backstage support)</w:t>
+            <w:tcW w:w="3030" w:type="dxa"/>
+            <w:tcBorders>
+              <w:top w:val="single" w:sz="1" w:space="0" w:color="AAAAAA"/>
+              <w:left w:val="single" w:sz="1" w:space="0" w:color="AAAAAA"/>
+              <w:bottom w:val="single" w:sz="1" w:space="0" w:color="AAAAAA"/>
+              <w:right w:val="single" w:sz="1" w:space="0" w:color="AAAAAA"/>
+            </w:tcBorders>
+            <w:tcMar>
+              <w:top w:w="80" w:type="dxa"/>
+              <w:left w:w="120" w:type="dxa"/>
+              <w:bottom w:w="80" w:type="dxa"/>
+              <w:right w:w="120" w:type="dxa"/>
+            </w:tcMar>
+          </w:tcPr>
+          <w:p>
+            <w:pPr>
+              <w:spacing w:line="360" w:lineRule="auto"/>
+            </w:pPr>
+            <w:r>
+              <w:t>Simplifies multi-container local development</w:t>
+            </w:r>
+          </w:p>
+        </w:tc>
+        <w:tc>
+          <w:tcPr>
+            <w:tcW w:w="2663" w:type="dxa"/>
+            <w:tcBorders>
+              <w:top w:val="single" w:sz="1" w:space="0" w:color="AAAAAA"/>
+              <w:left w:val="single" w:sz="1" w:space="0" w:color="AAAAAA"/>
+              <w:bottom w:val="single" w:sz="1" w:space="0" w:color="AAAAAA"/>
+              <w:right w:val="single" w:sz="1" w:space="0" w:color="AAAAAA"/>
+            </w:tcBorders>
+            <w:tcMar>
+              <w:top w:w="80" w:type="dxa"/>
+              <w:left w:w="120" w:type="dxa"/>
+              <w:bottom w:w="80" w:type="dxa"/>
+              <w:right w:w="120" w:type="dxa"/>
+            </w:tcMar>
+          </w:tcPr>
+          <w:p>
+            <w:pPr>
+              <w:spacing w:line="360" w:lineRule="auto"/>
+            </w:pPr>
+            <w:r>
+              <w:t>Podman Compose (less ecosystem support)</w:t>
             </w:r>
           </w:p>
         </w:tc>
       </w:tr>
     </w:tbl>
-    <w:p>
-      <w:pPr>
-        <w:spacing w:line="360" w:lineRule="auto"/>
-      </w:pPr>
-    </w:p>
-    <w:p>
-      <w:pPr>
-        <w:spacing w:line="360" w:lineRule="auto"/>
-      </w:pPr>
-      <w:r>
-        <w:br w:type="page"/>
-      </w:r>
-    </w:p>
     <w:p>
       <w:pPr>
         <w:pStyle w:val="Heading1"/>
@@ -14694,6 +14475,8 @@
       </w:pPr>
       <w:r>
         <w:t xml:space="preserve">The argocd block in app-config.yaml was configured with the ArgoCD username, password, and a named instance definition (localhost_argocd) pointing to the ARGOCD_BASE_URL environment variable. The appLocatorMethods section specifies the config type, which tells the plugin to use the instances defined directly in app-config.yaml rather than querying a discovery mechanism. A component entity displays ArgoCD information when its catalog-info.yaml carries the annotation </w:t>
+      </w:r>
+      <w:r>
         <w:lastRenderedPageBreak/>
         <w:t>argocd/app-name: &lt;application-name&gt; matching an application name known to the configured ArgoCD instance.</w:t>
       </w:r>
@@ -16038,6 +15821,8 @@
       </w:pPr>
       <w:r>
         <w:t xml:space="preserve">The docker-compose.yml defines four services. The backstage service builds the Backstage application from a multi-stage Dockerfile that compiles the TypeScript source in a node:22-bookworm-slim build stage and runs the compiled JavaScript in a lighter runtime stage. It exposes port 7007 and depends on the postgres service, waiting for it to report healthy via a health check before starting. The postgres service uses the official postgres:18-trixie image, mounts a named Docker volume (postgres_data) for data persistence, and is configured with POSTGRES_USER, POSTGRES_PASSWORD, and POSTGRES_DB environment variables. The argocd service runs a local ArgoCD instance for development testing. The rancher-desktop-integration is not a Docker </w:t>
+      </w:r>
+      <w:r>
         <w:lastRenderedPageBreak/>
         <w:t>Compose service per se but is configured separately through the Rancher Desktop kubeconfig, which is mounted into the Backstage container via a volume binding.</w:t>
       </w:r>
@@ -16079,10 +15864,10 @@
         <w:tblLook w:val="0000" w:firstRow="0" w:lastRow="0" w:firstColumn="0" w:lastColumn="0" w:noHBand="0" w:noVBand="0"/>
       </w:tblPr>
       <w:tblGrid>
-        <w:gridCol w:w="708"/>
-        <w:gridCol w:w="1100"/>
-        <w:gridCol w:w="2301"/>
-        <w:gridCol w:w="2837"/>
+        <w:gridCol w:w="707"/>
+        <w:gridCol w:w="1702"/>
+        <w:gridCol w:w="2409"/>
+        <w:gridCol w:w="2128"/>
         <w:gridCol w:w="2690"/>
       </w:tblGrid>
       <w:tr>
@@ -16121,7 +15906,7 @@
         </w:tc>
         <w:tc>
           <w:tcPr>
-            <w:tcW w:w="571" w:type="pct"/>
+            <w:tcW w:w="883" w:type="pct"/>
             <w:tcBorders>
               <w:top w:val="single" w:sz="1" w:space="0" w:color="AAAAAA"/>
               <w:left w:val="single" w:sz="1" w:space="0" w:color="AAAAAA"/>
@@ -16151,7 +15936,7 @@
         </w:tc>
         <w:tc>
           <w:tcPr>
-            <w:tcW w:w="1194" w:type="pct"/>
+            <w:tcW w:w="1250" w:type="pct"/>
             <w:tcBorders>
               <w:top w:val="single" w:sz="1" w:space="0" w:color="AAAAAA"/>
               <w:left w:val="single" w:sz="1" w:space="0" w:color="AAAAAA"/>
@@ -16181,7 +15966,7 @@
         </w:tc>
         <w:tc>
           <w:tcPr>
-            <w:tcW w:w="1472" w:type="pct"/>
+            <w:tcW w:w="1104" w:type="pct"/>
             <w:tcBorders>
               <w:top w:val="single" w:sz="1" w:space="0" w:color="AAAAAA"/>
               <w:left w:val="single" w:sz="1" w:space="0" w:color="AAAAAA"/>
@@ -16268,7 +16053,7 @@
         </w:tc>
         <w:tc>
           <w:tcPr>
-            <w:tcW w:w="571" w:type="pct"/>
+            <w:tcW w:w="883" w:type="pct"/>
             <w:tcBorders>
               <w:top w:val="single" w:sz="1" w:space="0" w:color="AAAAAA"/>
               <w:left w:val="single" w:sz="1" w:space="0" w:color="AAAAAA"/>
@@ -16293,7 +16078,7 @@
         </w:tc>
         <w:tc>
           <w:tcPr>
-            <w:tcW w:w="1194" w:type="pct"/>
+            <w:tcW w:w="1250" w:type="pct"/>
             <w:tcBorders>
               <w:top w:val="single" w:sz="1" w:space="0" w:color="AAAAAA"/>
               <w:left w:val="single" w:sz="1" w:space="0" w:color="AAAAAA"/>
@@ -16318,7 +16103,7 @@
         </w:tc>
         <w:tc>
           <w:tcPr>
-            <w:tcW w:w="1472" w:type="pct"/>
+            <w:tcW w:w="1104" w:type="pct"/>
             <w:tcBorders>
               <w:top w:val="single" w:sz="1" w:space="0" w:color="AAAAAA"/>
               <w:left w:val="single" w:sz="1" w:space="0" w:color="AAAAAA"/>
@@ -16395,7 +16180,7 @@
         </w:tc>
         <w:tc>
           <w:tcPr>
-            <w:tcW w:w="571" w:type="pct"/>
+            <w:tcW w:w="883" w:type="pct"/>
             <w:tcBorders>
               <w:top w:val="single" w:sz="1" w:space="0" w:color="AAAAAA"/>
               <w:left w:val="single" w:sz="1" w:space="0" w:color="AAAAAA"/>
@@ -16420,7 +16205,7 @@
         </w:tc>
         <w:tc>
           <w:tcPr>
-            <w:tcW w:w="1194" w:type="pct"/>
+            <w:tcW w:w="1250" w:type="pct"/>
             <w:tcBorders>
               <w:top w:val="single" w:sz="1" w:space="0" w:color="AAAAAA"/>
               <w:left w:val="single" w:sz="1" w:space="0" w:color="AAAAAA"/>
@@ -16445,7 +16230,7 @@
         </w:tc>
         <w:tc>
           <w:tcPr>
-            <w:tcW w:w="1472" w:type="pct"/>
+            <w:tcW w:w="1104" w:type="pct"/>
             <w:tcBorders>
               <w:top w:val="single" w:sz="1" w:space="0" w:color="AAAAAA"/>
               <w:left w:val="single" w:sz="1" w:space="0" w:color="AAAAAA"/>
@@ -16522,7 +16307,7 @@
         </w:tc>
         <w:tc>
           <w:tcPr>
-            <w:tcW w:w="571" w:type="pct"/>
+            <w:tcW w:w="883" w:type="pct"/>
             <w:tcBorders>
               <w:top w:val="single" w:sz="1" w:space="0" w:color="AAAAAA"/>
               <w:left w:val="single" w:sz="1" w:space="0" w:color="AAAAAA"/>
@@ -16547,7 +16332,7 @@
         </w:tc>
         <w:tc>
           <w:tcPr>
-            <w:tcW w:w="1194" w:type="pct"/>
+            <w:tcW w:w="1250" w:type="pct"/>
             <w:tcBorders>
               <w:top w:val="single" w:sz="1" w:space="0" w:color="AAAAAA"/>
               <w:left w:val="single" w:sz="1" w:space="0" w:color="AAAAAA"/>
@@ -16572,7 +16357,7 @@
         </w:tc>
         <w:tc>
           <w:tcPr>
-            <w:tcW w:w="1472" w:type="pct"/>
+            <w:tcW w:w="1104" w:type="pct"/>
             <w:tcBorders>
               <w:top w:val="single" w:sz="1" w:space="0" w:color="AAAAAA"/>
               <w:left w:val="single" w:sz="1" w:space="0" w:color="AAAAAA"/>
@@ -16643,108 +16428,111 @@
               <w:spacing w:line="360" w:lineRule="auto"/>
             </w:pPr>
             <w:r>
+              <w:t>TC-004</w:t>
+            </w:r>
+          </w:p>
+        </w:tc>
+        <w:tc>
+          <w:tcPr>
+            <w:tcW w:w="883" w:type="pct"/>
+            <w:tcBorders>
+              <w:top w:val="single" w:sz="1" w:space="0" w:color="AAAAAA"/>
+              <w:left w:val="single" w:sz="1" w:space="0" w:color="AAAAAA"/>
+              <w:bottom w:val="single" w:sz="1" w:space="0" w:color="AAAAAA"/>
+              <w:right w:val="single" w:sz="1" w:space="0" w:color="AAAAAA"/>
+            </w:tcBorders>
+            <w:tcMar>
+              <w:top w:w="80" w:type="dxa"/>
+              <w:left w:w="120" w:type="dxa"/>
+              <w:bottom w:w="80" w:type="dxa"/>
+              <w:right w:w="120" w:type="dxa"/>
+            </w:tcMar>
+          </w:tcPr>
+          <w:p>
+            <w:pPr>
+              <w:spacing w:line="360" w:lineRule="auto"/>
+            </w:pPr>
+            <w:r>
+              <w:t>Catalog entity metadata correctness</w:t>
+            </w:r>
+          </w:p>
+        </w:tc>
+        <w:tc>
+          <w:tcPr>
+            <w:tcW w:w="1250" w:type="pct"/>
+            <w:tcBorders>
+              <w:top w:val="single" w:sz="1" w:space="0" w:color="AAAAAA"/>
+              <w:left w:val="single" w:sz="1" w:space="0" w:color="AAAAAA"/>
+              <w:bottom w:val="single" w:sz="1" w:space="0" w:color="AAAAAA"/>
+              <w:right w:val="single" w:sz="1" w:space="0" w:color="AAAAAA"/>
+            </w:tcBorders>
+            <w:tcMar>
+              <w:top w:w="80" w:type="dxa"/>
+              <w:left w:w="120" w:type="dxa"/>
+              <w:bottom w:w="80" w:type="dxa"/>
+              <w:right w:w="120" w:type="dxa"/>
+            </w:tcMar>
+          </w:tcPr>
+          <w:p>
+            <w:pPr>
+              <w:spacing w:line="360" w:lineRule="auto"/>
+            </w:pPr>
+            <w:r>
+              <w:t>Catalog entities ingested from GitLab</w:t>
+            </w:r>
+          </w:p>
+        </w:tc>
+        <w:tc>
+          <w:tcPr>
+            <w:tcW w:w="1104" w:type="pct"/>
+            <w:tcBorders>
+              <w:top w:val="single" w:sz="1" w:space="0" w:color="AAAAAA"/>
+              <w:left w:val="single" w:sz="1" w:space="0" w:color="AAAAAA"/>
+              <w:bottom w:val="single" w:sz="1" w:space="0" w:color="AAAAAA"/>
+              <w:right w:val="single" w:sz="1" w:space="0" w:color="AAAAAA"/>
+            </w:tcBorders>
+            <w:tcMar>
+              <w:top w:w="80" w:type="dxa"/>
+              <w:left w:w="120" w:type="dxa"/>
+              <w:bottom w:w="80" w:type="dxa"/>
+              <w:right w:w="120" w:type="dxa"/>
+            </w:tcMar>
+          </w:tcPr>
+          <w:p>
+            <w:pPr>
+              <w:spacing w:line="360" w:lineRule="auto"/>
+            </w:pPr>
+            <w:r>
+              <w:t>Click on any Component entity; inspect metadata</w:t>
+            </w:r>
+          </w:p>
+        </w:tc>
+        <w:tc>
+          <w:tcPr>
+            <w:tcW w:w="1396" w:type="pct"/>
+            <w:tcBorders>
+              <w:top w:val="single" w:sz="1" w:space="0" w:color="AAAAAA"/>
+              <w:left w:val="single" w:sz="1" w:space="0" w:color="AAAAAA"/>
+              <w:bottom w:val="single" w:sz="1" w:space="0" w:color="AAAAAA"/>
+              <w:right w:val="single" w:sz="1" w:space="0" w:color="AAAAAA"/>
+            </w:tcBorders>
+            <w:tcMar>
+              <w:top w:w="80" w:type="dxa"/>
+              <w:left w:w="120" w:type="dxa"/>
+              <w:bottom w:w="80" w:type="dxa"/>
+              <w:right w:w="120" w:type="dxa"/>
+            </w:tcMar>
+          </w:tcPr>
+          <w:p>
+            <w:pPr>
+              <w:spacing w:line="360" w:lineRule="auto"/>
+            </w:pPr>
+            <w:r>
+              <w:t xml:space="preserve">Entity page shows correct name, description, owner, lifecycle, and annotation </w:t>
+            </w:r>
+            <w:r>
               <w:lastRenderedPageBreak/>
-              <w:t>TC-004</w:t>
-            </w:r>
-          </w:p>
-        </w:tc>
-        <w:tc>
-          <w:tcPr>
-            <w:tcW w:w="571" w:type="pct"/>
-            <w:tcBorders>
-              <w:top w:val="single" w:sz="1" w:space="0" w:color="AAAAAA"/>
-              <w:left w:val="single" w:sz="1" w:space="0" w:color="AAAAAA"/>
-              <w:bottom w:val="single" w:sz="1" w:space="0" w:color="AAAAAA"/>
-              <w:right w:val="single" w:sz="1" w:space="0" w:color="AAAAAA"/>
-            </w:tcBorders>
-            <w:tcMar>
-              <w:top w:w="80" w:type="dxa"/>
-              <w:left w:w="120" w:type="dxa"/>
-              <w:bottom w:w="80" w:type="dxa"/>
-              <w:right w:w="120" w:type="dxa"/>
-            </w:tcMar>
-          </w:tcPr>
-          <w:p>
-            <w:pPr>
-              <w:spacing w:line="360" w:lineRule="auto"/>
-            </w:pPr>
-            <w:r>
-              <w:t>Catalog entity metadata correctness</w:t>
-            </w:r>
-          </w:p>
-        </w:tc>
-        <w:tc>
-          <w:tcPr>
-            <w:tcW w:w="1194" w:type="pct"/>
-            <w:tcBorders>
-              <w:top w:val="single" w:sz="1" w:space="0" w:color="AAAAAA"/>
-              <w:left w:val="single" w:sz="1" w:space="0" w:color="AAAAAA"/>
-              <w:bottom w:val="single" w:sz="1" w:space="0" w:color="AAAAAA"/>
-              <w:right w:val="single" w:sz="1" w:space="0" w:color="AAAAAA"/>
-            </w:tcBorders>
-            <w:tcMar>
-              <w:top w:w="80" w:type="dxa"/>
-              <w:left w:w="120" w:type="dxa"/>
-              <w:bottom w:w="80" w:type="dxa"/>
-              <w:right w:w="120" w:type="dxa"/>
-            </w:tcMar>
-          </w:tcPr>
-          <w:p>
-            <w:pPr>
-              <w:spacing w:line="360" w:lineRule="auto"/>
-            </w:pPr>
-            <w:r>
-              <w:t>Catalog entities ingested from GitLab</w:t>
-            </w:r>
-          </w:p>
-        </w:tc>
-        <w:tc>
-          <w:tcPr>
-            <w:tcW w:w="1472" w:type="pct"/>
-            <w:tcBorders>
-              <w:top w:val="single" w:sz="1" w:space="0" w:color="AAAAAA"/>
-              <w:left w:val="single" w:sz="1" w:space="0" w:color="AAAAAA"/>
-              <w:bottom w:val="single" w:sz="1" w:space="0" w:color="AAAAAA"/>
-              <w:right w:val="single" w:sz="1" w:space="0" w:color="AAAAAA"/>
-            </w:tcBorders>
-            <w:tcMar>
-              <w:top w:w="80" w:type="dxa"/>
-              <w:left w:w="120" w:type="dxa"/>
-              <w:bottom w:w="80" w:type="dxa"/>
-              <w:right w:w="120" w:type="dxa"/>
-            </w:tcMar>
-          </w:tcPr>
-          <w:p>
-            <w:pPr>
-              <w:spacing w:line="360" w:lineRule="auto"/>
-            </w:pPr>
-            <w:r>
-              <w:t>Click on any Component entity; inspect metadata</w:t>
-            </w:r>
-          </w:p>
-        </w:tc>
-        <w:tc>
-          <w:tcPr>
-            <w:tcW w:w="1396" w:type="pct"/>
-            <w:tcBorders>
-              <w:top w:val="single" w:sz="1" w:space="0" w:color="AAAAAA"/>
-              <w:left w:val="single" w:sz="1" w:space="0" w:color="AAAAAA"/>
-              <w:bottom w:val="single" w:sz="1" w:space="0" w:color="AAAAAA"/>
-              <w:right w:val="single" w:sz="1" w:space="0" w:color="AAAAAA"/>
-            </w:tcBorders>
-            <w:tcMar>
-              <w:top w:w="80" w:type="dxa"/>
-              <w:left w:w="120" w:type="dxa"/>
-              <w:bottom w:w="80" w:type="dxa"/>
-              <w:right w:w="120" w:type="dxa"/>
-            </w:tcMar>
-          </w:tcPr>
-          <w:p>
-            <w:pPr>
-              <w:spacing w:line="360" w:lineRule="auto"/>
-            </w:pPr>
-            <w:r>
-              <w:t>Entity page shows correct name, description, owner, lifecycle, and annotation values matching catalog-info.yaml</w:t>
+              <w:t>values matching catalog-info.yaml</w:t>
             </w:r>
           </w:p>
         </w:tc>
@@ -16771,13 +16559,14 @@
               <w:spacing w:line="360" w:lineRule="auto"/>
             </w:pPr>
             <w:r>
+              <w:lastRenderedPageBreak/>
               <w:t>TC-005</w:t>
             </w:r>
           </w:p>
         </w:tc>
         <w:tc>
           <w:tcPr>
-            <w:tcW w:w="571" w:type="pct"/>
+            <w:tcW w:w="883" w:type="pct"/>
             <w:tcBorders>
               <w:top w:val="single" w:sz="1" w:space="0" w:color="AAAAAA"/>
               <w:left w:val="single" w:sz="1" w:space="0" w:color="AAAAAA"/>
@@ -16802,7 +16591,7 @@
         </w:tc>
         <w:tc>
           <w:tcPr>
-            <w:tcW w:w="1194" w:type="pct"/>
+            <w:tcW w:w="1250" w:type="pct"/>
             <w:tcBorders>
               <w:top w:val="single" w:sz="1" w:space="0" w:color="AAAAAA"/>
               <w:left w:val="single" w:sz="1" w:space="0" w:color="AAAAAA"/>
@@ -16827,7 +16616,7 @@
         </w:tc>
         <w:tc>
           <w:tcPr>
-            <w:tcW w:w="1472" w:type="pct"/>
+            <w:tcW w:w="1104" w:type="pct"/>
             <w:tcBorders>
               <w:top w:val="single" w:sz="1" w:space="0" w:color="AAAAAA"/>
               <w:left w:val="single" w:sz="1" w:space="0" w:color="AAAAAA"/>
@@ -16904,7 +16693,7 @@
         </w:tc>
         <w:tc>
           <w:tcPr>
-            <w:tcW w:w="571" w:type="pct"/>
+            <w:tcW w:w="883" w:type="pct"/>
             <w:tcBorders>
               <w:top w:val="single" w:sz="1" w:space="0" w:color="AAAAAA"/>
               <w:left w:val="single" w:sz="1" w:space="0" w:color="AAAAAA"/>
@@ -16929,7 +16718,7 @@
         </w:tc>
         <w:tc>
           <w:tcPr>
-            <w:tcW w:w="1194" w:type="pct"/>
+            <w:tcW w:w="1250" w:type="pct"/>
             <w:tcBorders>
               <w:top w:val="single" w:sz="1" w:space="0" w:color="AAAAAA"/>
               <w:left w:val="single" w:sz="1" w:space="0" w:color="AAAAAA"/>
@@ -16954,7 +16743,7 @@
         </w:tc>
         <w:tc>
           <w:tcPr>
-            <w:tcW w:w="1472" w:type="pct"/>
+            <w:tcW w:w="1104" w:type="pct"/>
             <w:tcBorders>
               <w:top w:val="single" w:sz="1" w:space="0" w:color="AAAAAA"/>
               <w:left w:val="single" w:sz="1" w:space="0" w:color="AAAAAA"/>
@@ -17031,7 +16820,7 @@
         </w:tc>
         <w:tc>
           <w:tcPr>
-            <w:tcW w:w="571" w:type="pct"/>
+            <w:tcW w:w="883" w:type="pct"/>
             <w:tcBorders>
               <w:top w:val="single" w:sz="1" w:space="0" w:color="AAAAAA"/>
               <w:left w:val="single" w:sz="1" w:space="0" w:color="AAAAAA"/>
@@ -17056,7 +16845,7 @@
         </w:tc>
         <w:tc>
           <w:tcPr>
-            <w:tcW w:w="1194" w:type="pct"/>
+            <w:tcW w:w="1250" w:type="pct"/>
             <w:tcBorders>
               <w:top w:val="single" w:sz="1" w:space="0" w:color="AAAAAA"/>
               <w:left w:val="single" w:sz="1" w:space="0" w:color="AAAAAA"/>
@@ -17081,7 +16870,7 @@
         </w:tc>
         <w:tc>
           <w:tcPr>
-            <w:tcW w:w="1472" w:type="pct"/>
+            <w:tcW w:w="1104" w:type="pct"/>
             <w:tcBorders>
               <w:top w:val="single" w:sz="1" w:space="0" w:color="AAAAAA"/>
               <w:left w:val="single" w:sz="1" w:space="0" w:color="AAAAAA"/>
@@ -17158,81 +16947,76 @@
         </w:tc>
         <w:tc>
           <w:tcPr>
-            <w:tcW w:w="571" w:type="pct"/>
-            <w:tcBorders>
-              <w:top w:val="single" w:sz="1" w:space="0" w:color="AAAAAA"/>
-              <w:left w:val="single" w:sz="1" w:space="0" w:color="AAAAAA"/>
-              <w:bottom w:val="single" w:sz="1" w:space="0" w:color="AAAAAA"/>
-              <w:right w:val="single" w:sz="1" w:space="0" w:color="AAAAAA"/>
-            </w:tcBorders>
-            <w:tcMar>
-              <w:top w:w="80" w:type="dxa"/>
-              <w:left w:w="120" w:type="dxa"/>
-              <w:bottom w:w="80" w:type="dxa"/>
-              <w:right w:w="120" w:type="dxa"/>
-            </w:tcMar>
-          </w:tcPr>
-          <w:p>
-            <w:pPr>
-              <w:spacing w:line="360" w:lineRule="auto"/>
-            </w:pPr>
-            <w:r>
-              <w:t xml:space="preserve">Backend template — </w:t>
-              <w:lastRenderedPageBreak/>
-              <w:t>TypeScript Express scaffolding</w:t>
-            </w:r>
-          </w:p>
-        </w:tc>
-        <w:tc>
-          <w:tcPr>
-            <w:tcW w:w="1194" w:type="pct"/>
-            <w:tcBorders>
-              <w:top w:val="single" w:sz="1" w:space="0" w:color="AAAAAA"/>
-              <w:left w:val="single" w:sz="1" w:space="0" w:color="AAAAAA"/>
-              <w:bottom w:val="single" w:sz="1" w:space="0" w:color="AAAAAA"/>
-              <w:right w:val="single" w:sz="1" w:space="0" w:color="AAAAAA"/>
-            </w:tcBorders>
-            <w:tcMar>
-              <w:top w:w="80" w:type="dxa"/>
-              <w:left w:w="120" w:type="dxa"/>
-              <w:bottom w:w="80" w:type="dxa"/>
-              <w:right w:w="120" w:type="dxa"/>
-            </w:tcMar>
-          </w:tcPr>
-          <w:p>
-            <w:pPr>
-              <w:spacing w:line="360" w:lineRule="auto"/>
-            </w:pPr>
-            <w:r>
-              <w:lastRenderedPageBreak/>
+            <w:tcW w:w="883" w:type="pct"/>
+            <w:tcBorders>
+              <w:top w:val="single" w:sz="1" w:space="0" w:color="AAAAAA"/>
+              <w:left w:val="single" w:sz="1" w:space="0" w:color="AAAAAA"/>
+              <w:bottom w:val="single" w:sz="1" w:space="0" w:color="AAAAAA"/>
+              <w:right w:val="single" w:sz="1" w:space="0" w:color="AAAAAA"/>
+            </w:tcBorders>
+            <w:tcMar>
+              <w:top w:w="80" w:type="dxa"/>
+              <w:left w:w="120" w:type="dxa"/>
+              <w:bottom w:w="80" w:type="dxa"/>
+              <w:right w:w="120" w:type="dxa"/>
+            </w:tcMar>
+          </w:tcPr>
+          <w:p>
+            <w:pPr>
+              <w:spacing w:line="360" w:lineRule="auto"/>
+            </w:pPr>
+            <w:r>
+              <w:t>Backend template — TypeScript Express scaffolding</w:t>
+            </w:r>
+          </w:p>
+        </w:tc>
+        <w:tc>
+          <w:tcPr>
+            <w:tcW w:w="1250" w:type="pct"/>
+            <w:tcBorders>
+              <w:top w:val="single" w:sz="1" w:space="0" w:color="AAAAAA"/>
+              <w:left w:val="single" w:sz="1" w:space="0" w:color="AAAAAA"/>
+              <w:bottom w:val="single" w:sz="1" w:space="0" w:color="AAAAAA"/>
+              <w:right w:val="single" w:sz="1" w:space="0" w:color="AAAAAA"/>
+            </w:tcBorders>
+            <w:tcMar>
+              <w:top w:w="80" w:type="dxa"/>
+              <w:left w:w="120" w:type="dxa"/>
+              <w:bottom w:w="80" w:type="dxa"/>
+              <w:right w:w="120" w:type="dxa"/>
+            </w:tcMar>
+          </w:tcPr>
+          <w:p>
+            <w:pPr>
+              <w:spacing w:line="360" w:lineRule="auto"/>
+            </w:pPr>
+            <w:r>
               <w:t>Same as TC-007</w:t>
             </w:r>
           </w:p>
         </w:tc>
         <w:tc>
           <w:tcPr>
-            <w:tcW w:w="1472" w:type="pct"/>
-            <w:tcBorders>
-              <w:top w:val="single" w:sz="1" w:space="0" w:color="AAAAAA"/>
-              <w:left w:val="single" w:sz="1" w:space="0" w:color="AAAAAA"/>
-              <w:bottom w:val="single" w:sz="1" w:space="0" w:color="AAAAAA"/>
-              <w:right w:val="single" w:sz="1" w:space="0" w:color="AAAAAA"/>
-            </w:tcBorders>
-            <w:tcMar>
-              <w:top w:w="80" w:type="dxa"/>
-              <w:left w:w="120" w:type="dxa"/>
-              <w:bottom w:w="80" w:type="dxa"/>
-              <w:right w:w="120" w:type="dxa"/>
-            </w:tcMar>
-          </w:tcPr>
-          <w:p>
-            <w:pPr>
-              <w:spacing w:line="360" w:lineRule="auto"/>
-            </w:pPr>
-            <w:r>
-              <w:t xml:space="preserve">Select Backend template; choose TypeScript, </w:t>
-              <w:lastRenderedPageBreak/>
-              <w:t>Express, Node runtime; fill fields; submit</w:t>
+            <w:tcW w:w="1104" w:type="pct"/>
+            <w:tcBorders>
+              <w:top w:val="single" w:sz="1" w:space="0" w:color="AAAAAA"/>
+              <w:left w:val="single" w:sz="1" w:space="0" w:color="AAAAAA"/>
+              <w:bottom w:val="single" w:sz="1" w:space="0" w:color="AAAAAA"/>
+              <w:right w:val="single" w:sz="1" w:space="0" w:color="AAAAAA"/>
+            </w:tcBorders>
+            <w:tcMar>
+              <w:top w:w="80" w:type="dxa"/>
+              <w:left w:w="120" w:type="dxa"/>
+              <w:bottom w:w="80" w:type="dxa"/>
+              <w:right w:w="120" w:type="dxa"/>
+            </w:tcMar>
+          </w:tcPr>
+          <w:p>
+            <w:pPr>
+              <w:spacing w:line="360" w:lineRule="auto"/>
+            </w:pPr>
+            <w:r>
+              <w:t>Select Backend template; choose TypeScript, Express, Node runtime; fill fields; submit</w:t>
             </w:r>
           </w:p>
         </w:tc>
@@ -17257,10 +17041,7 @@
               <w:spacing w:line="360" w:lineRule="auto"/>
             </w:pPr>
             <w:r>
-              <w:lastRenderedPageBreak/>
-              <w:t xml:space="preserve">New GitLab repository with TypeScript Express </w:t>
-              <w:lastRenderedPageBreak/>
-              <w:t>skeleton; correct catalog registration</w:t>
+              <w:t>New GitLab repository with TypeScript Express skeleton; correct catalog registration</w:t>
             </w:r>
           </w:p>
         </w:tc>
@@ -17287,83 +17068,91 @@
               <w:spacing w:line="360" w:lineRule="auto"/>
             </w:pPr>
             <w:r>
+              <w:t>TC-009</w:t>
+            </w:r>
+          </w:p>
+        </w:tc>
+        <w:tc>
+          <w:tcPr>
+            <w:tcW w:w="883" w:type="pct"/>
+            <w:tcBorders>
+              <w:top w:val="single" w:sz="1" w:space="0" w:color="AAAAAA"/>
+              <w:left w:val="single" w:sz="1" w:space="0" w:color="AAAAAA"/>
+              <w:bottom w:val="single" w:sz="1" w:space="0" w:color="AAAAAA"/>
+              <w:right w:val="single" w:sz="1" w:space="0" w:color="AAAAAA"/>
+            </w:tcBorders>
+            <w:tcMar>
+              <w:top w:w="80" w:type="dxa"/>
+              <w:left w:w="120" w:type="dxa"/>
+              <w:bottom w:w="80" w:type="dxa"/>
+              <w:right w:w="120" w:type="dxa"/>
+            </w:tcMar>
+          </w:tcPr>
+          <w:p>
+            <w:pPr>
+              <w:spacing w:line="360" w:lineRule="auto"/>
+            </w:pPr>
+            <w:r>
+              <w:t xml:space="preserve">Backend template — </w:t>
+            </w:r>
+            <w:r>
               <w:lastRenderedPageBreak/>
-              <w:t>TC-009</w:t>
-            </w:r>
-          </w:p>
-        </w:tc>
-        <w:tc>
-          <w:tcPr>
-            <w:tcW w:w="571" w:type="pct"/>
-            <w:tcBorders>
-              <w:top w:val="single" w:sz="1" w:space="0" w:color="AAAAAA"/>
-              <w:left w:val="single" w:sz="1" w:space="0" w:color="AAAAAA"/>
-              <w:bottom w:val="single" w:sz="1" w:space="0" w:color="AAAAAA"/>
-              <w:right w:val="single" w:sz="1" w:space="0" w:color="AAAAAA"/>
-            </w:tcBorders>
-            <w:tcMar>
-              <w:top w:w="80" w:type="dxa"/>
-              <w:left w:w="120" w:type="dxa"/>
-              <w:bottom w:w="80" w:type="dxa"/>
-              <w:right w:w="120" w:type="dxa"/>
-            </w:tcMar>
-          </w:tcPr>
-          <w:p>
-            <w:pPr>
-              <w:spacing w:line="360" w:lineRule="auto"/>
-            </w:pPr>
-            <w:r>
-              <w:t>Backend template — Helm chart MR creation</w:t>
-            </w:r>
-          </w:p>
-        </w:tc>
-        <w:tc>
-          <w:tcPr>
-            <w:tcW w:w="1194" w:type="pct"/>
-            <w:tcBorders>
-              <w:top w:val="single" w:sz="1" w:space="0" w:color="AAAAAA"/>
-              <w:left w:val="single" w:sz="1" w:space="0" w:color="AAAAAA"/>
-              <w:bottom w:val="single" w:sz="1" w:space="0" w:color="AAAAAA"/>
-              <w:right w:val="single" w:sz="1" w:space="0" w:color="AAAAAA"/>
-            </w:tcBorders>
-            <w:tcMar>
-              <w:top w:w="80" w:type="dxa"/>
-              <w:left w:w="120" w:type="dxa"/>
-              <w:bottom w:w="80" w:type="dxa"/>
-              <w:right w:w="120" w:type="dxa"/>
-            </w:tcMar>
-          </w:tcPr>
-          <w:p>
-            <w:pPr>
-              <w:spacing w:line="360" w:lineRule="auto"/>
-            </w:pPr>
-            <w:r>
+              <w:t>Helm chart MR creation</w:t>
+            </w:r>
+          </w:p>
+        </w:tc>
+        <w:tc>
+          <w:tcPr>
+            <w:tcW w:w="1250" w:type="pct"/>
+            <w:tcBorders>
+              <w:top w:val="single" w:sz="1" w:space="0" w:color="AAAAAA"/>
+              <w:left w:val="single" w:sz="1" w:space="0" w:color="AAAAAA"/>
+              <w:bottom w:val="single" w:sz="1" w:space="0" w:color="AAAAAA"/>
+              <w:right w:val="single" w:sz="1" w:space="0" w:color="AAAAAA"/>
+            </w:tcBorders>
+            <w:tcMar>
+              <w:top w:w="80" w:type="dxa"/>
+              <w:left w:w="120" w:type="dxa"/>
+              <w:bottom w:w="80" w:type="dxa"/>
+              <w:right w:w="120" w:type="dxa"/>
+            </w:tcMar>
+          </w:tcPr>
+          <w:p>
+            <w:pPr>
+              <w:spacing w:line="360" w:lineRule="auto"/>
+            </w:pPr>
+            <w:r>
+              <w:lastRenderedPageBreak/>
               <w:t>helm-charts repository accessible; token has MR creation scope</w:t>
             </w:r>
           </w:p>
         </w:tc>
         <w:tc>
           <w:tcPr>
-            <w:tcW w:w="1472" w:type="pct"/>
-            <w:tcBorders>
-              <w:top w:val="single" w:sz="1" w:space="0" w:color="AAAAAA"/>
-              <w:left w:val="single" w:sz="1" w:space="0" w:color="AAAAAA"/>
-              <w:bottom w:val="single" w:sz="1" w:space="0" w:color="AAAAAA"/>
-              <w:right w:val="single" w:sz="1" w:space="0" w:color="AAAAAA"/>
-            </w:tcBorders>
-            <w:tcMar>
-              <w:top w:w="80" w:type="dxa"/>
-              <w:left w:w="120" w:type="dxa"/>
-              <w:bottom w:w="80" w:type="dxa"/>
-              <w:right w:w="120" w:type="dxa"/>
-            </w:tcMar>
-          </w:tcPr>
-          <w:p>
-            <w:pPr>
-              <w:spacing w:line="360" w:lineRule="auto"/>
-            </w:pPr>
-            <w:r>
-              <w:t>Select Backend template with helm_chart_mode = create_new; submit</w:t>
+            <w:tcW w:w="1104" w:type="pct"/>
+            <w:tcBorders>
+              <w:top w:val="single" w:sz="1" w:space="0" w:color="AAAAAA"/>
+              <w:left w:val="single" w:sz="1" w:space="0" w:color="AAAAAA"/>
+              <w:bottom w:val="single" w:sz="1" w:space="0" w:color="AAAAAA"/>
+              <w:right w:val="single" w:sz="1" w:space="0" w:color="AAAAAA"/>
+            </w:tcBorders>
+            <w:tcMar>
+              <w:top w:w="80" w:type="dxa"/>
+              <w:left w:w="120" w:type="dxa"/>
+              <w:bottom w:w="80" w:type="dxa"/>
+              <w:right w:w="120" w:type="dxa"/>
+            </w:tcMar>
+          </w:tcPr>
+          <w:p>
+            <w:pPr>
+              <w:spacing w:line="360" w:lineRule="auto"/>
+            </w:pPr>
+            <w:r>
+              <w:t xml:space="preserve">Select Backend template with helm_chart_mode </w:t>
+            </w:r>
+            <w:r>
+              <w:lastRenderedPageBreak/>
+              <w:t>= create_new; submit</w:t>
             </w:r>
           </w:p>
         </w:tc>
@@ -17388,7 +17177,12 @@
               <w:spacing w:line="360" w:lineRule="auto"/>
             </w:pPr>
             <w:r>
-              <w:t>Merge Request raised in helm-charts/ repository with new chart directory; MR link displayed in Backstage Scaffolder output</w:t>
+              <w:lastRenderedPageBreak/>
+              <w:t xml:space="preserve">Merge Request raised in helm-charts/ repository with new chart directory; </w:t>
+            </w:r>
+            <w:r>
+              <w:lastRenderedPageBreak/>
+              <w:t>MR link displayed in Backstage Scaffolder output</w:t>
             </w:r>
           </w:p>
         </w:tc>
@@ -17415,13 +17209,14 @@
               <w:spacing w:line="360" w:lineRule="auto"/>
             </w:pPr>
             <w:r>
+              <w:lastRenderedPageBreak/>
               <w:t>TC-010</w:t>
             </w:r>
           </w:p>
         </w:tc>
         <w:tc>
           <w:tcPr>
-            <w:tcW w:w="571" w:type="pct"/>
+            <w:tcW w:w="883" w:type="pct"/>
             <w:tcBorders>
               <w:top w:val="single" w:sz="1" w:space="0" w:color="AAAAAA"/>
               <w:left w:val="single" w:sz="1" w:space="0" w:color="AAAAAA"/>
@@ -17446,7 +17241,7 @@
         </w:tc>
         <w:tc>
           <w:tcPr>
-            <w:tcW w:w="1194" w:type="pct"/>
+            <w:tcW w:w="1250" w:type="pct"/>
             <w:tcBorders>
               <w:top w:val="single" w:sz="1" w:space="0" w:color="AAAAAA"/>
               <w:left w:val="single" w:sz="1" w:space="0" w:color="AAAAAA"/>
@@ -17471,7 +17266,7 @@
         </w:tc>
         <w:tc>
           <w:tcPr>
-            <w:tcW w:w="1472" w:type="pct"/>
+            <w:tcW w:w="1104" w:type="pct"/>
             <w:tcBorders>
               <w:top w:val="single" w:sz="1" w:space="0" w:color="AAAAAA"/>
               <w:left w:val="single" w:sz="1" w:space="0" w:color="AAAAAA"/>
@@ -17548,7 +17343,7 @@
         </w:tc>
         <w:tc>
           <w:tcPr>
-            <w:tcW w:w="571" w:type="pct"/>
+            <w:tcW w:w="883" w:type="pct"/>
             <w:tcBorders>
               <w:top w:val="single" w:sz="1" w:space="0" w:color="AAAAAA"/>
               <w:left w:val="single" w:sz="1" w:space="0" w:color="AAAAAA"/>
@@ -17573,7 +17368,7 @@
         </w:tc>
         <w:tc>
           <w:tcPr>
-            <w:tcW w:w="1194" w:type="pct"/>
+            <w:tcW w:w="1250" w:type="pct"/>
             <w:tcBorders>
               <w:top w:val="single" w:sz="1" w:space="0" w:color="AAAAAA"/>
               <w:left w:val="single" w:sz="1" w:space="0" w:color="AAAAAA"/>
@@ -17598,7 +17393,7 @@
         </w:tc>
         <w:tc>
           <w:tcPr>
-            <w:tcW w:w="1472" w:type="pct"/>
+            <w:tcW w:w="1104" w:type="pct"/>
             <w:tcBorders>
               <w:top w:val="single" w:sz="1" w:space="0" w:color="AAAAAA"/>
               <w:left w:val="single" w:sz="1" w:space="0" w:color="AAAAAA"/>
@@ -17675,60 +17470,57 @@
         </w:tc>
         <w:tc>
           <w:tcPr>
-            <w:tcW w:w="571" w:type="pct"/>
-            <w:tcBorders>
-              <w:top w:val="single" w:sz="1" w:space="0" w:color="AAAAAA"/>
-              <w:left w:val="single" w:sz="1" w:space="0" w:color="AAAAAA"/>
-              <w:bottom w:val="single" w:sz="1" w:space="0" w:color="AAAAAA"/>
-              <w:right w:val="single" w:sz="1" w:space="0" w:color="AAAAAA"/>
-            </w:tcBorders>
-            <w:tcMar>
-              <w:top w:w="80" w:type="dxa"/>
-              <w:left w:w="120" w:type="dxa"/>
-              <w:bottom w:w="80" w:type="dxa"/>
-              <w:right w:w="120" w:type="dxa"/>
-            </w:tcMar>
-          </w:tcPr>
-          <w:p>
-            <w:pPr>
-              <w:spacing w:line="360" w:lineRule="auto"/>
-            </w:pPr>
-            <w:r>
-              <w:t xml:space="preserve">CI ownership validation — </w:t>
-              <w:lastRenderedPageBreak/>
-              <w:t>missing owner annotation</w:t>
-            </w:r>
-          </w:p>
-        </w:tc>
-        <w:tc>
-          <w:tcPr>
-            <w:tcW w:w="1194" w:type="pct"/>
-            <w:tcBorders>
-              <w:top w:val="single" w:sz="1" w:space="0" w:color="AAAAAA"/>
-              <w:left w:val="single" w:sz="1" w:space="0" w:color="AAAAAA"/>
-              <w:bottom w:val="single" w:sz="1" w:space="0" w:color="AAAAAA"/>
-              <w:right w:val="single" w:sz="1" w:space="0" w:color="AAAAAA"/>
-            </w:tcBorders>
-            <w:tcMar>
-              <w:top w:w="80" w:type="dxa"/>
-              <w:left w:w="120" w:type="dxa"/>
-              <w:bottom w:w="80" w:type="dxa"/>
-              <w:right w:w="120" w:type="dxa"/>
-            </w:tcMar>
-          </w:tcPr>
-          <w:p>
-            <w:pPr>
-              <w:spacing w:line="360" w:lineRule="auto"/>
-            </w:pPr>
-            <w:r>
-              <w:lastRenderedPageBreak/>
+            <w:tcW w:w="883" w:type="pct"/>
+            <w:tcBorders>
+              <w:top w:val="single" w:sz="1" w:space="0" w:color="AAAAAA"/>
+              <w:left w:val="single" w:sz="1" w:space="0" w:color="AAAAAA"/>
+              <w:bottom w:val="single" w:sz="1" w:space="0" w:color="AAAAAA"/>
+              <w:right w:val="single" w:sz="1" w:space="0" w:color="AAAAAA"/>
+            </w:tcBorders>
+            <w:tcMar>
+              <w:top w:w="80" w:type="dxa"/>
+              <w:left w:w="120" w:type="dxa"/>
+              <w:bottom w:w="80" w:type="dxa"/>
+              <w:right w:w="120" w:type="dxa"/>
+            </w:tcMar>
+          </w:tcPr>
+          <w:p>
+            <w:pPr>
+              <w:spacing w:line="360" w:lineRule="auto"/>
+            </w:pPr>
+            <w:r>
+              <w:t>CI ownership validation</w:t>
+            </w:r>
+          </w:p>
+        </w:tc>
+        <w:tc>
+          <w:tcPr>
+            <w:tcW w:w="1250" w:type="pct"/>
+            <w:tcBorders>
+              <w:top w:val="single" w:sz="1" w:space="0" w:color="AAAAAA"/>
+              <w:left w:val="single" w:sz="1" w:space="0" w:color="AAAAAA"/>
+              <w:bottom w:val="single" w:sz="1" w:space="0" w:color="AAAAAA"/>
+              <w:right w:val="single" w:sz="1" w:space="0" w:color="AAAAAA"/>
+            </w:tcBorders>
+            <w:tcMar>
+              <w:top w:w="80" w:type="dxa"/>
+              <w:left w:w="120" w:type="dxa"/>
+              <w:bottom w:w="80" w:type="dxa"/>
+              <w:right w:w="120" w:type="dxa"/>
+            </w:tcMar>
+          </w:tcPr>
+          <w:p>
+            <w:pPr>
+              <w:spacing w:line="360" w:lineRule="auto"/>
+            </w:pPr>
+            <w:r>
               <w:t>CI pipeline configured</w:t>
             </w:r>
           </w:p>
         </w:tc>
         <w:tc>
           <w:tcPr>
-            <w:tcW w:w="1472" w:type="pct"/>
+            <w:tcW w:w="1104" w:type="pct"/>
             <w:tcBorders>
               <w:top w:val="single" w:sz="1" w:space="0" w:color="AAAAAA"/>
               <w:left w:val="single" w:sz="1" w:space="0" w:color="AAAAAA"/>
@@ -17805,7 +17597,7 @@
         </w:tc>
         <w:tc>
           <w:tcPr>
-            <w:tcW w:w="571" w:type="pct"/>
+            <w:tcW w:w="883" w:type="pct"/>
             <w:tcBorders>
               <w:top w:val="single" w:sz="1" w:space="0" w:color="AAAAAA"/>
               <w:left w:val="single" w:sz="1" w:space="0" w:color="AAAAAA"/>
@@ -17830,7 +17622,7 @@
         </w:tc>
         <w:tc>
           <w:tcPr>
-            <w:tcW w:w="1194" w:type="pct"/>
+            <w:tcW w:w="1250" w:type="pct"/>
             <w:tcBorders>
               <w:top w:val="single" w:sz="1" w:space="0" w:color="AAAAAA"/>
               <w:left w:val="single" w:sz="1" w:space="0" w:color="AAAAAA"/>
@@ -17855,7 +17647,7 @@
         </w:tc>
         <w:tc>
           <w:tcPr>
-            <w:tcW w:w="1472" w:type="pct"/>
+            <w:tcW w:w="1104" w:type="pct"/>
             <w:tcBorders>
               <w:top w:val="single" w:sz="1" w:space="0" w:color="AAAAAA"/>
               <w:left w:val="single" w:sz="1" w:space="0" w:color="AAAAAA"/>
@@ -17932,7 +17724,7 @@
         </w:tc>
         <w:tc>
           <w:tcPr>
-            <w:tcW w:w="571" w:type="pct"/>
+            <w:tcW w:w="883" w:type="pct"/>
             <w:tcBorders>
               <w:top w:val="single" w:sz="1" w:space="0" w:color="AAAAAA"/>
               <w:left w:val="single" w:sz="1" w:space="0" w:color="AAAAAA"/>
@@ -17957,7 +17749,7 @@
         </w:tc>
         <w:tc>
           <w:tcPr>
-            <w:tcW w:w="1194" w:type="pct"/>
+            <w:tcW w:w="1250" w:type="pct"/>
             <w:tcBorders>
               <w:top w:val="single" w:sz="1" w:space="0" w:color="AAAAAA"/>
               <w:left w:val="single" w:sz="1" w:space="0" w:color="AAAAAA"/>
@@ -17982,7 +17774,7 @@
         </w:tc>
         <w:tc>
           <w:tcPr>
-            <w:tcW w:w="1472" w:type="pct"/>
+            <w:tcW w:w="1104" w:type="pct"/>
             <w:tcBorders>
               <w:top w:val="single" w:sz="1" w:space="0" w:color="AAAAAA"/>
               <w:left w:val="single" w:sz="1" w:space="0" w:color="AAAAAA"/>
@@ -18053,13 +17845,14 @@
               <w:spacing w:line="360" w:lineRule="auto"/>
             </w:pPr>
             <w:r>
+              <w:lastRenderedPageBreak/>
               <w:t>TC-015</w:t>
             </w:r>
           </w:p>
         </w:tc>
         <w:tc>
           <w:tcPr>
-            <w:tcW w:w="571" w:type="pct"/>
+            <w:tcW w:w="883" w:type="pct"/>
             <w:tcBorders>
               <w:top w:val="single" w:sz="1" w:space="0" w:color="AAAAAA"/>
               <w:left w:val="single" w:sz="1" w:space="0" w:color="AAAAAA"/>
@@ -18084,7 +17877,7 @@
         </w:tc>
         <w:tc>
           <w:tcPr>
-            <w:tcW w:w="1194" w:type="pct"/>
+            <w:tcW w:w="1250" w:type="pct"/>
             <w:tcBorders>
               <w:top w:val="single" w:sz="1" w:space="0" w:color="AAAAAA"/>
               <w:left w:val="single" w:sz="1" w:space="0" w:color="AAAAAA"/>
@@ -18109,7 +17902,7 @@
         </w:tc>
         <w:tc>
           <w:tcPr>
-            <w:tcW w:w="1472" w:type="pct"/>
+            <w:tcW w:w="1104" w:type="pct"/>
             <w:tcBorders>
               <w:top w:val="single" w:sz="1" w:space="0" w:color="AAAAAA"/>
               <w:left w:val="single" w:sz="1" w:space="0" w:color="AAAAAA"/>
@@ -18188,9 +17981,7 @@
         <w:jc w:val="both"/>
       </w:pPr>
       <w:r>
-        <w:t xml:space="preserve">All credentials used by the platform — GitLab Personal Access Tokens, Docker Hub access tokens, ArgoCD username and password, and the Kubernetes service account token — are managed </w:t>
-        <w:lastRenderedPageBreak/>
-        <w:t>exclusively through environment variables. These variables are defined in a .env file that is explicitly excluded from version control via the .gitignore configuration. The docker-compose.yml file references these variables using the ${VARIABLE_NAME} syntax. This approach ensures that credentials are never hardcoded in any configuration file or source code that could be accidentally committed to a Git repository and exposed. For production deployments, these environment variables would be managed through a secrets management solution such as HashiCorp Vault or Kubernetes Secrets sealed with Sealed Secrets or External Secrets Operator.</w:t>
+        <w:t>All credentials used by the platform — GitLab Personal Access Tokens, Docker Hub access tokens, ArgoCD username and password, and the Kubernetes service account token — are managed exclusively through environment variables. These variables are defined in a .env file that is explicitly excluded from version control via the .gitignore configuration. The docker-compose.yml file references these variables using the ${VARIABLE_NAME} syntax. This approach ensures that credentials are never hardcoded in any configuration file or source code that could be accidentally committed to a Git repository and exposed. For production deployments, these environment variables would be managed through a secrets management solution such as HashiCorp Vault or Kubernetes Secrets sealed with Sealed Secrets or External Secrets Operator.</w:t>
       </w:r>
     </w:p>
     <w:p>
@@ -18222,6 +18013,7 @@
         <w:rPr>
           <w:noProof/>
         </w:rPr>
+        <w:lastRenderedPageBreak/>
         <w:drawing>
           <wp:inline distT="0" distB="0" distL="0" distR="0" wp14:anchorId="38EF15AD" wp14:editId="471F5E19">
             <wp:extent cx="3385460" cy="4474723"/>
@@ -18275,14 +18067,17 @@
         <w:t>Figure 4.2 RBAC security flow for Kubernetes plugin authentication.</w:t>
       </w:r>
     </w:p>
-    <w:p/>
+    <w:p>
+      <w:pPr>
+        <w:spacing w:line="360" w:lineRule="auto"/>
+      </w:pPr>
+    </w:p>
     <w:p>
       <w:pPr>
         <w:spacing w:after="140" w:line="360" w:lineRule="auto"/>
         <w:jc w:val="both"/>
       </w:pPr>
       <w:r>
-        <w:lastRenderedPageBreak/>
         <w:t>The Kubernetes integration uses a dedicated ServiceAccount (backstage) in the default namespace, bound to a ClusterRole that grants read-only access to a specific set of resource types: pods, services, deployments, replicasets, statefulsets, daemonsets, events, configmaps, and horizontalpodautoscalers. This ClusterRole was specifically designed to exclude write permissions and to exclude access to Secrets (which might contain sensitive application credentials), providing the minimum access necessary for Backstage to display pod status information. The binding is a ClusterRoleBinding rather than a RoleBinding to enable Backstage to query resources across all namespaces, which is necessary for a multi-tenant catalog.</w:t>
       </w:r>
     </w:p>
@@ -18502,6 +18297,7 @@
               <w:spacing w:line="360" w:lineRule="auto"/>
             </w:pPr>
             <w:r>
+              <w:lastRenderedPageBreak/>
               <w:t>GitLab PAT scope minimization</w:t>
             </w:r>
           </w:p>
@@ -18983,7 +18779,11 @@
       </w:pPr>
       <w:r>
         <w:fldChar w:fldCharType="begin"/>
+      </w:r>
+      <w:r>
         <w:instrText xml:space="preserve"> INCLUDEPICTURE "/Users/yash.malik/Library/Group Containers/UBF8T346G9.ms/WebArchiveCopyPasteTempFiles/com.microsoft.Word/116a00c5-7932-4e67-90bb-6b8c7b7e311d" \* MERGEFORMATINET </w:instrText>
+      </w:r>
+      <w:r>
         <w:fldChar w:fldCharType="separate"/>
       </w:r>
       <w:r>
@@ -19071,7 +18871,11 @@
       </w:pPr>
       <w:r>
         <w:fldChar w:fldCharType="begin"/>
+      </w:r>
+      <w:r>
         <w:instrText xml:space="preserve"> INCLUDEPICTURE "/Users/yash.malik/Library/Group Containers/UBF8T346G9.ms/WebArchiveCopyPasteTempFiles/com.microsoft.Word/5af388b5-2091-4d77-ba06-1b484a07473b" \* MERGEFORMATINET </w:instrText>
+      </w:r>
+      <w:r>
         <w:fldChar w:fldCharType="separate"/>
       </w:r>
       <w:r>
@@ -19149,7 +18953,11 @@
       <w:r>
         <w:lastRenderedPageBreak/>
         <w:fldChar w:fldCharType="begin"/>
+      </w:r>
+      <w:r>
         <w:instrText xml:space="preserve"> INCLUDEPICTURE "/Users/yash.malik/Library/Group Containers/UBF8T346G9.ms/WebArchiveCopyPasteTempFiles/com.microsoft.Word/bdbc6a49-0816-473f-9158-cb28c4d7d07a" \* MERGEFORMATINET </w:instrText>
+      </w:r>
+      <w:r>
         <w:fldChar w:fldCharType="separate"/>
       </w:r>
       <w:r>
@@ -19226,7 +19034,11 @@
       </w:pPr>
       <w:r>
         <w:fldChar w:fldCharType="begin"/>
+      </w:r>
+      <w:r>
         <w:instrText xml:space="preserve"> INCLUDEPICTURE "/Users/yash.malik/Library/Group Containers/UBF8T346G9.ms/WebArchiveCopyPasteTempFiles/com.microsoft.Word/3e575c95-b6c5-493a-bf3f-b81aa01ffdcf" \* MERGEFORMATINET </w:instrText>
+      </w:r>
+      <w:r>
         <w:fldChar w:fldCharType="separate"/>
       </w:r>
       <w:r>
@@ -21512,7 +21324,32 @@
         <w:pStyle w:val="Heading2"/>
         <w:spacing w:line="360" w:lineRule="auto"/>
       </w:pPr>
-      <w:r>
+    </w:p>
+    <w:p>
+      <w:pPr>
+        <w:pStyle w:val="Heading2"/>
+        <w:spacing w:line="360" w:lineRule="auto"/>
+      </w:pPr>
+    </w:p>
+    <w:p>
+      <w:pPr>
+        <w:pStyle w:val="Heading2"/>
+        <w:spacing w:line="360" w:lineRule="auto"/>
+      </w:pPr>
+    </w:p>
+    <w:p>
+      <w:pPr>
+        <w:pStyle w:val="Heading2"/>
+        <w:spacing w:line="360" w:lineRule="auto"/>
+      </w:pPr>
+    </w:p>
+    <w:p>
+      <w:pPr>
+        <w:pStyle w:val="Heading2"/>
+        <w:spacing w:line="360" w:lineRule="auto"/>
+      </w:pPr>
+      <w:r>
+        <w:lastRenderedPageBreak/>
         <w:t>5.3 Economic Analysis</w:t>
       </w:r>
     </w:p>
@@ -21579,7 +21416,6 @@
                 <w:b/>
                 <w:bCs/>
               </w:rPr>
-              <w:lastRenderedPageBreak/>
               <w:t>Category</w:t>
             </w:r>
           </w:p>
@@ -23113,7 +22949,6 @@
         <w:jc w:val="both"/>
       </w:pPr>
       <w:r>
-        <w:lastRenderedPageBreak/>
         <w:t>The following analysis estimates the financial return on investment if this platform were deployed to production at Sprinklr, based on conservative estimates of developer time savings. Salary figures are based on mid-level software engineer compensation at Indian IT service organizations.</w:t>
       </w:r>
     </w:p>
@@ -24446,7 +24281,14 @@
         <w:pStyle w:val="Heading3"/>
         <w:spacing w:line="360" w:lineRule="auto"/>
       </w:pPr>
-      <w:r>
+    </w:p>
+    <w:p>
+      <w:pPr>
+        <w:pStyle w:val="Heading3"/>
+        <w:spacing w:line="360" w:lineRule="auto"/>
+      </w:pPr>
+      <w:r>
+        <w:lastRenderedPageBreak/>
         <w:t>5.3.3 Resource Utilization</w:t>
       </w:r>
     </w:p>
@@ -24503,7 +24345,6 @@
                 <w:b/>
                 <w:bCs/>
               </w:rPr>
-              <w:lastRenderedPageBreak/>
               <w:t>Resource</w:t>
             </w:r>
           </w:p>
@@ -25289,6 +25130,7 @@
                 <w:b/>
                 <w:bCs/>
               </w:rPr>
+              <w:lastRenderedPageBreak/>
               <w:t>Dimension</w:t>
             </w:r>
           </w:p>
@@ -25465,9 +25307,7 @@
               <w:spacing w:line="360" w:lineRule="auto"/>
             </w:pPr>
             <w:r>
-              <w:t xml:space="preserve">Manual GitLab search or Slack query; </w:t>
-              <w:lastRenderedPageBreak/>
-              <w:t>15–30 min per lookup</w:t>
+              <w:t>Manual GitLab search or Slack query</w:t>
             </w:r>
           </w:p>
         </w:tc>
@@ -25492,7 +25332,6 @@
               <w:spacing w:line="360" w:lineRule="auto"/>
             </w:pPr>
             <w:r>
-              <w:lastRenderedPageBreak/>
               <w:t>Catalog with scoring; near-instant</w:t>
             </w:r>
           </w:p>
@@ -26335,19 +26174,6 @@
         </w:tc>
       </w:tr>
     </w:tbl>
-    <w:p>
-      <w:pPr>
-        <w:spacing w:line="360" w:lineRule="auto"/>
-      </w:pPr>
-    </w:p>
-    <w:p>
-      <w:pPr>
-        <w:spacing w:line="360" w:lineRule="auto"/>
-      </w:pPr>
-      <w:r>
-        <w:br w:type="page"/>
-      </w:r>
-    </w:p>
     <w:p>
       <w:pPr>
         <w:pStyle w:val="Heading1"/>
@@ -26785,9 +26611,15 @@
               <w:spacing w:line="360" w:lineRule="auto"/>
             </w:pPr>
             <w:r>
-              <w:t xml:space="preserve">Every entity requires explicit spec.owner; CI validation enforces </w:t>
-              <w:lastRenderedPageBreak/>
-              <w:t>annotation on Helm charts and ArgoCD apps</w:t>
+              <w:t xml:space="preserve">Every entity requires explicit </w:t>
+            </w:r>
+            <w:proofErr w:type="spellStart"/>
+            <w:r>
+              <w:t>spec.owner</w:t>
+            </w:r>
+            <w:proofErr w:type="spellEnd"/>
+            <w:r>
+              <w:t>;</w:t>
             </w:r>
           </w:p>
         </w:tc>
@@ -26812,7 +26644,6 @@
               <w:spacing w:line="360" w:lineRule="auto"/>
             </w:pPr>
             <w:r>
-              <w:lastRenderedPageBreak/>
               <w:t>Compliant — ownership is a structural invariant</w:t>
             </w:r>
           </w:p>
@@ -26840,6 +26671,7 @@
               <w:spacing w:line="360" w:lineRule="auto"/>
             </w:pPr>
             <w:r>
+              <w:lastRenderedPageBreak/>
               <w:t>Open Source Compliance</w:t>
             </w:r>
           </w:p>
@@ -27067,7 +26899,6 @@
                 <w:b/>
                 <w:bCs/>
               </w:rPr>
-              <w:lastRenderedPageBreak/>
               <w:t>Limitation</w:t>
             </w:r>
           </w:p>
@@ -27287,6 +27118,7 @@
               <w:spacing w:line="360" w:lineRule="auto"/>
             </w:pPr>
             <w:r>
+              <w:lastRenderedPageBreak/>
               <w:t>Guest authentication only</w:t>
             </w:r>
           </w:p>
@@ -27838,9 +27670,7 @@
         <w:t xml:space="preserve">Authentication and Authorization (Priority: Critical): </w:t>
       </w:r>
       <w:r>
-        <w:t xml:space="preserve">Configure OAuth 2.0 authentication with Sprinklr's identity provider, enable the Backstage permission framework, </w:t>
-        <w:lastRenderedPageBreak/>
-        <w:t>and define a policy that grants read access to all catalog entities for all authenticated users while restricting write access to entity owners and platform administrators. This is a prerequisite for production deployment.</w:t>
+        <w:t>Configure OAuth 2.0 authentication with Sprinklr's identity provider, enable the Backstage permission framework, and define a policy that grants read access to all catalog entities for all authenticated users while restricting write access to entity owners and platform administrators. This is a prerequisite for production deployment.</w:t>
       </w:r>
     </w:p>
     <w:p>
@@ -27858,6 +27688,7 @@
           <w:b/>
           <w:bCs/>
         </w:rPr>
+        <w:lastRenderedPageBreak/>
         <w:t xml:space="preserve">TechDocs Integration (Priority: High): </w:t>
       </w:r>
       <w:r>
@@ -28181,6 +28012,7 @@
         <w:jc w:val="both"/>
       </w:pPr>
       <w:r>
+        <w:lastRenderedPageBreak/>
         <w:t>[23] M. Greiler, M.-A. Storey, and A. Noda, "An Actionable Framework for Understanding and Improving Developer Experience," IEEE Trans. Softw. Eng., vol. 49, no. 4, pp. 1411–1425, Apr. 2022, doi: 10.1109/TSE.2022.3174475.</w:t>
       </w:r>
     </w:p>
@@ -29070,6 +28902,8 @@
             </w:pPr>
             <w:r>
               <w:t xml:space="preserve">Modern Tool Usage — Create, select, and apply appropriate </w:t>
+            </w:r>
+            <w:r>
               <w:lastRenderedPageBreak/>
               <w:t>techniques and modern tools</w:t>
             </w:r>
@@ -29685,6 +29519,8 @@
             </w:pPr>
             <w:r>
               <w:t xml:space="preserve">Project Management — Demonstrate </w:t>
+            </w:r>
+            <w:r>
               <w:lastRenderedPageBreak/>
               <w:t>knowledge and understanding of engineering and management principles</w:t>
             </w:r>
@@ -30316,21 +30152,11 @@
     </w:tbl>
     <w:p>
       <w:pPr>
-        <w:spacing w:line="360" w:lineRule="auto"/>
-      </w:pPr>
-    </w:p>
-    <w:p>
-      <w:pPr>
         <w:pStyle w:val="Heading2"/>
         <w:spacing w:line="360" w:lineRule="auto"/>
       </w:pPr>
-    </w:p>
-    <w:p>
-      <w:pPr>
-        <w:pStyle w:val="Heading2"/>
-        <w:spacing w:line="360" w:lineRule="auto"/>
-      </w:pPr>
-      <w:r>
+      <w:r>
+        <w:lastRenderedPageBreak/>
         <w:t>A4: Sustainability Statement</w:t>
       </w:r>
     </w:p>

--- a/finalmajor.docx
+++ b/finalmajor.docx
@@ -5228,7 +5228,13 @@
         </w:r>
       </w:fldSimple>
       <w:r>
-        <w:t>.1A diagram showing how Backstage connects to GitLab and K8s.</w:t>
+        <w:t>.1</w:t>
+      </w:r>
+      <w:r>
+        <w:t xml:space="preserve"> </w:t>
+      </w:r>
+      <w:r>
+        <w:t>A diagram that shows how Backstage connects to GitLab and Kubernetes</w:t>
       </w:r>
     </w:p>
     <w:p>
